--- a/fuentes/CF_02_33130244.docx
+++ b/fuentes/CF_02_33130244.docx
@@ -5595,13 +5595,90 @@
     </w:p>
     <w:p>
       <w:pPr>
+        <w:rPr>
+          <w:color w:val="000000" w:themeColor="text1"/>
+          <w:lang w:val="es-ES_tradnl"/>
+        </w:rPr>
+      </w:pPr>
+    </w:p>
+    <w:p>
+      <w:pPr>
+        <w:rPr>
+          <w:rStyle w:val="eop"/>
+          <w:color w:val="FF0000"/>
+          <w:shd w:val="clear" w:color="auto" w:fill="FFFFFF"/>
+        </w:rPr>
+      </w:pPr>
+      <w:commentRangeStart w:id="15"/>
+      <w:r>
+        <w:rPr>
+          <w:rStyle w:val="normaltextrun"/>
+          <w:color w:val="FF0000"/>
+          <w:highlight w:val="yellow"/>
+          <w:shd w:val="clear" w:color="auto" w:fill="FFFFFF"/>
+        </w:rPr>
+        <w:t>E</w:t>
+      </w:r>
+      <w:r>
+        <w:rPr>
+          <w:rStyle w:val="normaltextrun"/>
+          <w:color w:val="FF0000"/>
+          <w:highlight w:val="yellow"/>
+          <w:shd w:val="clear" w:color="auto" w:fill="FFFFFF"/>
+        </w:rPr>
+        <w:t>jemplificando un poco las anteriores acciones, e</w:t>
+      </w:r>
+      <w:r>
+        <w:rPr>
+          <w:rStyle w:val="normaltextrun"/>
+          <w:color w:val="FF0000"/>
+          <w:highlight w:val="yellow"/>
+          <w:shd w:val="clear" w:color="auto" w:fill="FFFFFF"/>
+        </w:rPr>
+        <w:t>n el siguiente video se presentan dos situaciones relevantes: los factores ambientales, fenómenos naturales y sociales, así como las condiciones relacionadas con los animales. En cada caso se detallan las acciones individuales y colectivas que deben implementarse como resultado de la identificación y el reporte oportuno de la situación</w:t>
+      </w:r>
+      <w:r>
+        <w:rPr>
+          <w:rStyle w:val="normaltextrun"/>
+          <w:color w:val="FF0000"/>
+          <w:shd w:val="clear" w:color="auto" w:fill="FFFFFF"/>
+        </w:rPr>
+        <w:t>:</w:t>
+      </w:r>
+      <w:r>
+        <w:rPr>
+          <w:rStyle w:val="eop"/>
+          <w:color w:val="FF0000"/>
+          <w:shd w:val="clear" w:color="auto" w:fill="FFFFFF"/>
+        </w:rPr>
+        <w:t> </w:t>
+      </w:r>
+      <w:commentRangeEnd w:id="15"/>
+      <w:r>
+        <w:rPr>
+          <w:rStyle w:val="Refdecomentario"/>
+        </w:rPr>
+        <w:commentReference w:id="15"/>
+      </w:r>
+    </w:p>
+    <w:p>
+      <w:pPr>
+        <w:rPr>
+          <w:rStyle w:val="eop"/>
+          <w:color w:val="FF0000"/>
+          <w:shd w:val="clear" w:color="auto" w:fill="FFFFFF"/>
+        </w:rPr>
+      </w:pPr>
+    </w:p>
+    <w:p>
+      <w:pPr>
         <w:pStyle w:val="Ttulo3"/>
         <w:rPr>
           <w:color w:val="000000" w:themeColor="text1"/>
           <w:lang w:val="es-ES_tradnl"/>
         </w:rPr>
       </w:pPr>
-      <w:bookmarkStart w:name="_Toc213713944" w:id="15"/>
+      <w:bookmarkStart w:name="_Toc213713944" w:id="16"/>
       <w:r>
         <w:rPr>
           <w:color w:val="000000" w:themeColor="text1"/>
@@ -5637,7 +5714,7 @@
         </w:rPr>
         <w:t>febriles</w:t>
       </w:r>
-      <w:bookmarkEnd w:id="15"/>
+      <w:bookmarkEnd w:id="16"/>
     </w:p>
     <w:p>
       <w:pPr>
@@ -5816,8 +5893,8 @@
           <w:lang w:val="es-ES_tradnl"/>
         </w:rPr>
       </w:pPr>
-      <w:commentRangeStart w:id="16"/>
       <w:commentRangeStart w:id="17"/>
+      <w:commentRangeStart w:id="18"/>
       <w:r>
         <w:rPr>
           <w:noProof/>
@@ -5859,19 +5936,19 @@
           </wp:inline>
         </w:drawing>
       </w:r>
-      <w:commentRangeEnd w:id="16"/>
+      <w:commentRangeEnd w:id="17"/>
       <w:r>
         <w:rPr>
           <w:rStyle w:val="Refdecomentario"/>
         </w:rPr>
-        <w:commentReference w:id="16"/>
-      </w:r>
-      <w:commentRangeEnd w:id="17"/>
+        <w:commentReference w:id="17"/>
+      </w:r>
+      <w:commentRangeEnd w:id="18"/>
       <w:r>
         <w:rPr>
           <w:rStyle w:val="Refdecomentario"/>
         </w:rPr>
-        <w:commentReference w:id="17"/>
+        <w:commentReference w:id="18"/>
       </w:r>
     </w:p>
     <w:p>
@@ -6159,19 +6236,19 @@
       <w:r>
         <w:t xml:space="preserve">a orientar el diagnóstico de enfermedades </w:t>
       </w:r>
-      <w:commentRangeStart w:id="18"/>
+      <w:commentRangeStart w:id="19"/>
       <w:r>
         <w:t>infecciosas o de interés en salud pública</w:t>
       </w:r>
       <w:r>
         <w:t>:</w:t>
       </w:r>
-      <w:commentRangeEnd w:id="18"/>
+      <w:commentRangeEnd w:id="19"/>
       <w:r>
         <w:rPr>
           <w:rStyle w:val="Refdecomentario"/>
         </w:rPr>
-        <w:commentReference w:id="18"/>
+        <w:commentReference w:id="19"/>
       </w:r>
     </w:p>
     <w:p/>
@@ -6797,7 +6874,7 @@
         </w:rPr>
         <w:t>p</w:t>
       </w:r>
-      <w:bookmarkStart w:name="_Int_sAAKMgpZ" w:id="19"/>
+      <w:bookmarkStart w:name="_Int_sAAKMgpZ" w:id="20"/>
       <w:r>
         <w:rPr>
           <w:color w:val="000000" w:themeColor="text1"/>
@@ -6812,7 +6889,7 @@
         </w:rPr>
         <w:t>ra</w:t>
       </w:r>
-      <w:bookmarkEnd w:id="19"/>
+      <w:bookmarkEnd w:id="20"/>
       <w:r>
         <w:rPr>
           <w:color w:val="000000" w:themeColor="text1"/>
@@ -6834,7 +6911,7 @@
         </w:rPr>
         <w:t xml:space="preserve">acceso </w:t>
       </w:r>
-      <w:bookmarkStart w:name="_Int_wjbQEEmr" w:id="20"/>
+      <w:bookmarkStart w:name="_Int_wjbQEEmr" w:id="21"/>
       <w:r>
         <w:rPr>
           <w:color w:val="000000" w:themeColor="text1"/>
@@ -6849,7 +6926,7 @@
         </w:rPr>
         <w:t>l</w:t>
       </w:r>
-      <w:bookmarkEnd w:id="20"/>
+      <w:bookmarkEnd w:id="21"/>
       <w:r>
         <w:rPr>
           <w:color w:val="000000" w:themeColor="text1"/>
@@ -7644,7 +7721,7 @@
         </w:rPr>
         <w:t xml:space="preserve">y </w:t>
       </w:r>
-      <w:commentRangeStart w:id="21"/>
+      <w:commentRangeStart w:id="22"/>
       <w:r>
         <w:rPr>
           <w:color w:val="000000" w:themeColor="text1"/>
@@ -7669,12 +7746,12 @@
         </w:rPr>
         <w:t>:</w:t>
       </w:r>
-      <w:commentRangeEnd w:id="21"/>
+      <w:commentRangeEnd w:id="22"/>
       <w:r>
         <w:rPr>
           <w:rStyle w:val="Refdecomentario"/>
         </w:rPr>
-        <w:commentReference w:id="21"/>
+        <w:commentReference w:id="22"/>
       </w:r>
     </w:p>
     <w:p>
@@ -7841,7 +7918,7 @@
       <w:pPr>
         <w:pStyle w:val="Prrafodelista"/>
         <w:rPr>
-          <w:color w:val="000000" w:themeColor="text1"/>
+          <w:color w:val="000000"/>
           <w:lang w:val="es-ES_tradnl"/>
         </w:rPr>
       </w:pPr>
@@ -7979,24 +8056,107 @@
             </w:rPr>
             <w:t>(Instituto Nacional de Salud, 2023)</w:t>
           </w:r>
+          <w:r>
+            <w:rPr>
+              <w:color w:val="000000"/>
+              <w:spacing w:val="1"/>
+              <w:lang w:val="es-ES_tradnl"/>
+            </w:rPr>
+            <w:t>.</w:t>
+          </w:r>
         </w:sdtContent>
       </w:sdt>
     </w:p>
     <w:p>
       <w:pPr>
+        <w:spacing w:line="240" w:lineRule="auto"/>
+        <w:textAlignment w:val="baseline"/>
+        <w:rPr>
+          <w:rFonts w:ascii="Segoe UI" w:hAnsi="Segoe UI" w:eastAsia="Times New Roman" w:cs="Segoe UI"/>
+          <w:sz w:val="18"/>
+          <w:szCs w:val="18"/>
+        </w:rPr>
+      </w:pPr>
+      <w:commentRangeStart w:id="23"/>
+      <w:r>
+        <w:rPr>
+          <w:rFonts w:eastAsia="Times New Roman"/>
+          <w:color w:val="FF0000"/>
+          <w:highlight w:val="yellow"/>
+        </w:rPr>
+        <w:lastRenderedPageBreak/>
+        <w:t>Complementando lo anterior, e</w:t>
+      </w:r>
+      <w:r>
+        <w:rPr>
+          <w:rFonts w:eastAsia="Times New Roman"/>
+          <w:color w:val="FF0000"/>
+          <w:highlight w:val="yellow"/>
+        </w:rPr>
+        <w:t>n el siguiente video se presentan situaciones de interés en salud pública relacionadas con síndromes que actúan como señales de alerta temprana ante la posible presencia de diversas enfermedades. Entre estos síndromes se incluyen: fiebre acompañada de dificultad respiratoria y tos por más de 15 días, fiebre con brotes en la piel, fiebre con diarrea, fiebre con convulsiones o alteraciones neurológicas y fiebre con ictericia.</w:t>
+      </w:r>
+      <w:r>
+        <w:rPr>
+          <w:rFonts w:eastAsia="Times New Roman"/>
+          <w:color w:val="FF0000"/>
+        </w:rPr>
+        <w:t> </w:t>
+      </w:r>
+      <w:r>
+        <w:rPr>
+          <w:rFonts w:eastAsia="Times New Roman"/>
+          <w:color w:val="FF0000"/>
+          <w:highlight w:val="yellow"/>
+        </w:rPr>
+        <w:t>Además, se mencionan las acciones individuales y colectivas asociadas a estos casos:</w:t>
+      </w:r>
+      <w:r>
+        <w:rPr>
+          <w:rFonts w:eastAsia="Times New Roman"/>
+          <w:color w:val="FF0000"/>
+        </w:rPr>
+        <w:t> </w:t>
+      </w:r>
+      <w:commentRangeEnd w:id="23"/>
+      <w:r>
+        <w:rPr>
+          <w:rStyle w:val="Refdecomentario"/>
+        </w:rPr>
+        <w:commentReference w:id="23"/>
+      </w:r>
+    </w:p>
+    <w:p>
+      <w:pPr>
+        <w:spacing w:line="240" w:lineRule="auto"/>
+        <w:textAlignment w:val="baseline"/>
+        <w:rPr>
+          <w:rFonts w:ascii="Segoe UI" w:hAnsi="Segoe UI" w:eastAsia="Times New Roman" w:cs="Segoe UI"/>
+          <w:sz w:val="18"/>
+          <w:szCs w:val="18"/>
+        </w:rPr>
+      </w:pPr>
+      <w:r>
+        <w:rPr>
+          <w:rFonts w:eastAsia="Times New Roman"/>
+          <w:color w:val="FF0000"/>
+        </w:rPr>
+        <w:t> </w:t>
+      </w:r>
+    </w:p>
+    <w:p>
+      <w:pPr>
         <w:pStyle w:val="Ttulo3"/>
         <w:rPr>
           <w:color w:val="000000" w:themeColor="text1"/>
           <w:lang w:val="es-ES_tradnl"/>
         </w:rPr>
       </w:pPr>
-      <w:bookmarkStart w:name="_Toc213713945" w:id="22"/>
-      <w:r>
-        <w:rPr>
-          <w:color w:val="000000" w:themeColor="text1"/>
-          <w:lang w:val="es-ES_tradnl"/>
-        </w:rPr>
-        <w:lastRenderedPageBreak/>
+      <w:bookmarkStart w:name="_Toc213713945" w:id="24"/>
+      <w:r>
+        <w:rPr>
+          <w:color w:val="000000" w:themeColor="text1"/>
+          <w:lang w:val="es-ES_tradnl"/>
+        </w:rPr>
         <w:t>1</w:t>
       </w:r>
       <w:r>
@@ -8020,7 +8180,7 @@
         </w:rPr>
         <w:t>. Casos específicos</w:t>
       </w:r>
-      <w:bookmarkEnd w:id="22"/>
+      <w:bookmarkEnd w:id="24"/>
     </w:p>
     <w:p>
       <w:pPr>
@@ -8192,8 +8352,8 @@
           <w:lang w:val="es-ES_tradnl"/>
         </w:rPr>
       </w:pPr>
-      <w:commentRangeStart w:id="23"/>
-      <w:commentRangeStart w:id="24"/>
+      <w:commentRangeStart w:id="25"/>
+      <w:commentRangeStart w:id="26"/>
       <w:r>
         <w:rPr>
           <w:noProof/>
@@ -8242,28 +8402,28 @@
           </wp:inline>
         </w:drawing>
       </w:r>
-      <w:commentRangeEnd w:id="23"/>
+      <w:commentRangeEnd w:id="25"/>
       <w:r>
         <w:rPr>
           <w:rStyle w:val="Refdecomentario"/>
         </w:rPr>
-        <w:commentReference w:id="23"/>
-      </w:r>
-      <w:commentRangeEnd w:id="24"/>
+        <w:commentReference w:id="25"/>
+      </w:r>
+      <w:commentRangeEnd w:id="26"/>
       <w:r>
         <w:rPr>
           <w:rStyle w:val="Refdecomentario"/>
         </w:rPr>
-        <w:commentReference w:id="24"/>
-      </w:r>
-    </w:p>
-    <w:p>
-      <w:pPr>
-        <w:rPr>
-          <w:lang w:val="es-ES_tradnl"/>
-        </w:rPr>
-      </w:pPr>
-      <w:bookmarkStart w:name="_Hlk209120688" w:id="25"/>
+        <w:commentReference w:id="26"/>
+      </w:r>
+    </w:p>
+    <w:p>
+      <w:pPr>
+        <w:rPr>
+          <w:lang w:val="es-ES_tradnl"/>
+        </w:rPr>
+      </w:pPr>
+      <w:bookmarkStart w:name="_Hlk209120688" w:id="27"/>
     </w:p>
     <w:p>
       <w:pPr>
@@ -8305,56 +8465,7 @@
         <w:t>)</w:t>
       </w:r>
     </w:p>
-    <w:bookmarkEnd w:id="25"/>
-    <w:p>
-      <w:pPr>
-        <w:rPr>
-          <w:lang w:val="es-ES_tradnl"/>
-        </w:rPr>
-      </w:pPr>
-    </w:p>
-    <w:p>
-      <w:pPr>
-        <w:rPr>
-          <w:lang w:val="es-ES_tradnl"/>
-        </w:rPr>
-      </w:pPr>
-    </w:p>
-    <w:p>
-      <w:pPr>
-        <w:rPr>
-          <w:lang w:val="es-ES_tradnl"/>
-        </w:rPr>
-      </w:pPr>
-    </w:p>
-    <w:p>
-      <w:pPr>
-        <w:rPr>
-          <w:lang w:val="es-ES_tradnl"/>
-        </w:rPr>
-      </w:pPr>
-    </w:p>
-    <w:p>
-      <w:pPr>
-        <w:rPr>
-          <w:lang w:val="es-ES_tradnl"/>
-        </w:rPr>
-      </w:pPr>
-    </w:p>
-    <w:p>
-      <w:pPr>
-        <w:rPr>
-          <w:lang w:val="es-ES_tradnl"/>
-        </w:rPr>
-      </w:pPr>
-    </w:p>
-    <w:p>
-      <w:pPr>
-        <w:rPr>
-          <w:lang w:val="es-ES_tradnl"/>
-        </w:rPr>
-      </w:pPr>
-    </w:p>
+    <w:bookmarkEnd w:id="27"/>
     <w:p>
       <w:pPr>
         <w:rPr>
@@ -8414,19 +8525,152 @@
           <w:lang w:val="es-ES_tradnl"/>
         </w:rPr>
       </w:pPr>
+    </w:p>
+    <w:p>
+      <w:pPr>
+        <w:rPr>
+          <w:color w:val="000000" w:themeColor="text1"/>
+          <w:lang w:val="es-ES_tradnl"/>
+        </w:rPr>
+      </w:pPr>
+      <w:r>
+        <w:rPr>
+          <w:color w:val="000000" w:themeColor="text1"/>
+          <w:lang w:val="es-ES_tradnl"/>
+        </w:rPr>
+        <w:t>Las mujeres embarazadas constituyen una población prioritaria en salud pública</w:t>
+      </w:r>
+      <w:r>
+        <w:rPr>
+          <w:color w:val="000000" w:themeColor="text1"/>
+          <w:lang w:val="es-ES_tradnl"/>
+        </w:rPr>
+        <w:t>,</w:t>
+      </w:r>
+      <w:r>
+        <w:rPr>
+          <w:color w:val="000000" w:themeColor="text1"/>
+          <w:lang w:val="es-ES_tradnl"/>
+        </w:rPr>
+        <w:t xml:space="preserve"> debido a </w:t>
+      </w:r>
+      <w:r>
+        <w:rPr>
+          <w:color w:val="000000" w:themeColor="text1"/>
+          <w:lang w:val="es-ES_tradnl"/>
+        </w:rPr>
+        <w:t>que presentan</w:t>
+      </w:r>
+      <w:r>
+        <w:rPr>
+          <w:color w:val="000000" w:themeColor="text1"/>
+          <w:lang w:val="es-ES_tradnl"/>
+        </w:rPr>
+        <w:t xml:space="preserve"> mayor</w:t>
+      </w:r>
+      <w:r>
+        <w:rPr>
+          <w:color w:val="000000" w:themeColor="text1"/>
+          <w:lang w:val="es-ES_tradnl"/>
+        </w:rPr>
+        <w:t xml:space="preserve"> vulnerabilidad al impacto que cualquier complicación puede tener</w:t>
+      </w:r>
+      <w:r>
+        <w:rPr>
+          <w:color w:val="000000" w:themeColor="text1"/>
+          <w:lang w:val="es-ES_tradnl"/>
+        </w:rPr>
+        <w:t>,</w:t>
+      </w:r>
+      <w:r>
+        <w:rPr>
+          <w:color w:val="000000" w:themeColor="text1"/>
+          <w:lang w:val="es-ES_tradnl"/>
+        </w:rPr>
+        <w:t xml:space="preserve"> tanto en su salud como en la del recién nacido</w:t>
+      </w:r>
+      <w:r>
+        <w:rPr>
+          <w:color w:val="000000" w:themeColor="text1"/>
+          <w:lang w:val="es-ES_tradnl"/>
+        </w:rPr>
+        <w:t>. M</w:t>
+      </w:r>
+      <w:r>
+        <w:rPr>
+          <w:color w:val="000000" w:themeColor="text1"/>
+          <w:lang w:val="es-ES_tradnl"/>
+        </w:rPr>
+        <w:t>anifestaciones como sangrado vaginal, fiebre persistente, dolor abdominal intenso, convulsiones, hipertensión, pérdida de líquido amniótico o disminución de los movimientos fetales</w:t>
+      </w:r>
+      <w:r>
+        <w:rPr>
+          <w:color w:val="000000" w:themeColor="text1"/>
+          <w:lang w:val="es-ES_tradnl"/>
+        </w:rPr>
+        <w:t>,</w:t>
+      </w:r>
+      <w:r>
+        <w:rPr>
+          <w:color w:val="000000" w:themeColor="text1"/>
+          <w:lang w:val="es-ES_tradnl"/>
+        </w:rPr>
+        <w:t xml:space="preserve"> son señales de alarma que requieren atención médica inmediata.</w:t>
+      </w:r>
+    </w:p>
+    <w:p>
+      <w:pPr>
+        <w:jc w:val="center"/>
+        <w:rPr>
+          <w:color w:val="000000" w:themeColor="text1"/>
+          <w:lang w:val="es-ES_tradnl"/>
+        </w:rPr>
+      </w:pPr>
+      <w:commentRangeStart w:id="28"/>
+      <w:commentRangeEnd w:id="28"/>
+      <w:r>
+        <w:rPr>
+          <w:rStyle w:val="Refdecomentario"/>
+        </w:rPr>
+        <w:commentReference w:id="28"/>
+      </w:r>
+      <w:commentRangeStart w:id="29"/>
+      <w:commentRangeEnd w:id="29"/>
+      <w:r>
+        <w:rPr>
+          <w:rStyle w:val="Refdecomentario"/>
+        </w:rPr>
+        <w:commentReference w:id="29"/>
+      </w:r>
+    </w:p>
+    <w:p>
+      <w:pPr>
+        <w:rPr>
+          <w:color w:val="000000" w:themeColor="text1"/>
+          <w:lang w:val="es-ES_tradnl"/>
+        </w:rPr>
+      </w:pPr>
+    </w:p>
+    <w:p w14:noSpellErr="1">
+      <w:pPr>
+        <w:rPr>
+          <w:color w:val="000000" w:themeColor="text1"/>
+          <w:lang w:val="es-ES"/>
+        </w:rPr>
+      </w:pPr>
       <w:r>
         <w:rPr>
           <w:noProof/>
           <w:lang w:val="es-ES_tradnl"/>
         </w:rPr>
         <w:drawing>
-          <wp:anchor distT="0" distB="0" distL="114300" distR="114300" simplePos="0" relativeHeight="251689042" behindDoc="0" locked="0" layoutInCell="1" allowOverlap="1" wp14:anchorId="1D1BD6A2" wp14:editId="22933BCC">
+          <wp:anchor distT="0" distB="0" distL="114300" distR="114300" simplePos="0" relativeHeight="251689042" behindDoc="0" locked="0" layoutInCell="1" allowOverlap="1" wp14:anchorId="1D1BD6A2" wp14:editId="4815A083">
             <wp:simplePos x="0" y="0"/>
             <wp:positionH relativeFrom="margin">
-              <wp:posOffset>317500</wp:posOffset>
+              <wp:posOffset>146050</wp:posOffset>
             </wp:positionH>
             <wp:positionV relativeFrom="margin">
-              <wp:posOffset>334645</wp:posOffset>
+              <wp:posOffset>1525270</wp:posOffset>
             </wp:positionV>
             <wp:extent cx="2162175" cy="2327910"/>
             <wp:effectExtent l="0" t="0" r="9525" b="0"/>
@@ -8482,248 +8726,75 @@
           </wp:anchor>
         </w:drawing>
       </w:r>
-    </w:p>
-    <w:p>
-      <w:pPr>
-        <w:rPr>
-          <w:color w:val="000000" w:themeColor="text1"/>
-          <w:lang w:val="es-ES_tradnl"/>
-        </w:rPr>
-      </w:pPr>
-      <w:r>
-        <w:rPr>
-          <w:color w:val="000000" w:themeColor="text1"/>
-          <w:lang w:val="es-ES_tradnl"/>
-        </w:rPr>
-        <w:t>Las mujeres embarazadas constituyen una población prioritaria en salud pública</w:t>
-      </w:r>
-      <w:r>
-        <w:rPr>
-          <w:color w:val="000000" w:themeColor="text1"/>
-          <w:lang w:val="es-ES_tradnl"/>
+      <w:r>
+        <w:rPr>
+          <w:color w:val="000000" w:themeColor="text1"/>
+          <w:lang w:val="es-ES"/>
+        </w:rPr>
+        <w:t>La detección temprana de estas situaciones en la comunidad es esencial para garantizar la remisión oportuna a los servicios de salud y activar protocolos de emergencia obstétrica. Una respuesta rápida puede prevenir desenlaces graves como hemorragias, infecciones, eclampsia, parto prematuro o muerte materna y perinatal. Además, la vigilancia comunitaria favorece la promoción de controles prenatales regulares, vacunación, suplementación con micronutrientes, educación en signos de alarma y fortalecimiento del apoyo familiar y social</w:t>
+      </w:r>
+      <w:r>
+        <w:rPr>
+          <w:color w:val="000000" w:themeColor="text1"/>
+          <w:lang w:val="es-ES"/>
         </w:rPr>
         <w:t>,</w:t>
       </w:r>
       <w:r>
         <w:rPr>
           <w:color w:val="000000" w:themeColor="text1"/>
-          <w:lang w:val="es-ES_tradnl"/>
-        </w:rPr>
-        <w:t xml:space="preserve"> debido a </w:t>
-      </w:r>
-      <w:r>
-        <w:rPr>
-          <w:color w:val="000000" w:themeColor="text1"/>
-          <w:lang w:val="es-ES_tradnl"/>
-        </w:rPr>
-        <w:t>que presentan</w:t>
-      </w:r>
-      <w:r>
-        <w:rPr>
-          <w:color w:val="000000" w:themeColor="text1"/>
-          <w:lang w:val="es-ES_tradnl"/>
-        </w:rPr>
-        <w:t xml:space="preserve"> mayor</w:t>
-      </w:r>
-      <w:r>
-        <w:rPr>
-          <w:color w:val="000000" w:themeColor="text1"/>
-          <w:lang w:val="es-ES_tradnl"/>
-        </w:rPr>
-        <w:t xml:space="preserve"> vulnerabilidad al impacto que cualquier complicación puede tener</w:t>
-      </w:r>
-      <w:r>
-        <w:rPr>
-          <w:color w:val="000000" w:themeColor="text1"/>
-          <w:lang w:val="es-ES_tradnl"/>
-        </w:rPr>
-        <w:t>,</w:t>
-      </w:r>
-      <w:r>
-        <w:rPr>
-          <w:color w:val="000000" w:themeColor="text1"/>
-          <w:lang w:val="es-ES_tradnl"/>
-        </w:rPr>
-        <w:t xml:space="preserve"> tanto en su salud como en la del recién nacido</w:t>
-      </w:r>
-      <w:r>
-        <w:rPr>
-          <w:color w:val="000000" w:themeColor="text1"/>
-          <w:lang w:val="es-ES_tradnl"/>
-        </w:rPr>
-        <w:t>. M</w:t>
-      </w:r>
-      <w:r>
-        <w:rPr>
-          <w:color w:val="000000" w:themeColor="text1"/>
-          <w:lang w:val="es-ES_tradnl"/>
-        </w:rPr>
-        <w:t>anifestaciones como sangrado vaginal, fiebre persistente, dolor abdominal intenso, convulsiones, hipertensión, pérdida de líquido amniótico o disminución de los movimientos fetales</w:t>
-      </w:r>
-      <w:r>
-        <w:rPr>
-          <w:color w:val="000000" w:themeColor="text1"/>
-          <w:lang w:val="es-ES_tradnl"/>
-        </w:rPr>
-        <w:t>,</w:t>
-      </w:r>
-      <w:r>
-        <w:rPr>
-          <w:color w:val="000000" w:themeColor="text1"/>
-          <w:lang w:val="es-ES_tradnl"/>
-        </w:rPr>
-        <w:t xml:space="preserve"> son señales de alarma que requieren atención médica inmediata.</w:t>
-      </w:r>
-    </w:p>
-    <w:p>
-      <w:pPr>
-        <w:jc w:val="center"/>
-        <w:rPr>
-          <w:color w:val="000000" w:themeColor="text1"/>
-          <w:lang w:val="es-ES_tradnl"/>
-        </w:rPr>
-      </w:pPr>
-      <w:commentRangeStart w:id="26"/>
-      <w:commentRangeEnd w:id="26"/>
-      <w:r>
-        <w:rPr>
-          <w:rStyle w:val="Refdecomentario"/>
-        </w:rPr>
-        <w:commentReference w:id="26"/>
-      </w:r>
-      <w:commentRangeStart w:id="27"/>
-      <w:commentRangeEnd w:id="27"/>
-      <w:r>
-        <w:rPr>
-          <w:rStyle w:val="Refdecomentario"/>
-        </w:rPr>
-        <w:commentReference w:id="27"/>
-      </w:r>
-    </w:p>
-    <w:p>
-      <w:pPr>
-        <w:rPr>
-          <w:color w:val="000000" w:themeColor="text1"/>
-          <w:lang w:val="es-ES_tradnl"/>
-        </w:rPr>
-      </w:pPr>
-    </w:p>
-    <w:p>
-      <w:pPr>
-        <w:rPr>
-          <w:color w:val="000000" w:themeColor="text1"/>
-          <w:lang w:val="es-ES_tradnl"/>
-        </w:rPr>
-      </w:pPr>
-    </w:p>
-    <w:p>
-      <w:pPr>
-        <w:rPr>
-          <w:color w:val="000000" w:themeColor="text1"/>
-          <w:lang w:val="es-ES_tradnl"/>
-        </w:rPr>
-      </w:pPr>
-    </w:p>
-    <w:p>
-      <w:pPr>
-        <w:rPr>
-          <w:color w:val="000000" w:themeColor="text1"/>
-          <w:lang w:val="es-ES_tradnl"/>
-        </w:rPr>
-      </w:pPr>
-    </w:p>
-    <w:p>
-      <w:pPr>
-        <w:rPr>
-          <w:color w:val="000000" w:themeColor="text1"/>
-          <w:lang w:val="es-ES_tradnl"/>
-        </w:rPr>
-      </w:pPr>
-    </w:p>
-    <w:p>
-      <w:pPr>
-        <w:rPr>
-          <w:color w:val="000000" w:themeColor="text1"/>
-          <w:lang w:val="es-ES_tradnl"/>
-        </w:rPr>
-      </w:pPr>
-    </w:p>
-    <w:p w14:noSpellErr="1">
-      <w:pPr>
-        <w:rPr>
-          <w:color w:val="000000" w:themeColor="text1"/>
           <w:lang w:val="es-ES"/>
         </w:rPr>
-      </w:pPr>
-      <w:r>
-        <w:rPr>
-          <w:color w:val="000000" w:themeColor="text1" w:themeTint="FF" w:themeShade="FF"/>
+        <w:t xml:space="preserve"> durante la gestación. Estas acciones integrales no solo reducen la mortalidad, sino que también contribuyen al bienestar de la madre, al desarrollo saludable del bebé y al cumplimiento de los objetivos de salud materna e infantil en la </w:t>
+      </w:r>
+      <w:r>
+        <w:rPr>
+          <w:color w:val="000000" w:themeColor="text1"/>
           <w:lang w:val="es-ES"/>
         </w:rPr>
-        <w:t>La detección temprana de estas situaciones en la comunidad es esencial para garantizar la remisión oportuna a los servicios de salud y activar protocolos de emergencia obstétrica. Una respuesta rápida puede prevenir desenlaces graves como hemorragias, infecciones, eclampsia, parto prematuro o muerte materna y perinatal. Además, la vigilancia comunitaria favorece la promoción de controles prenatales regulares, vacunación, suplementación con micronutrientes, educación en signos de alarma y fortalecimiento del apoyo familiar y social</w:t>
-      </w:r>
-      <w:r>
-        <w:rPr>
-          <w:color w:val="000000" w:themeColor="text1" w:themeTint="FF" w:themeShade="FF"/>
-          <w:lang w:val="es-ES"/>
-        </w:rPr>
-        <w:t>,</w:t>
-      </w:r>
-      <w:r>
-        <w:rPr>
-          <w:color w:val="000000" w:themeColor="text1" w:themeTint="FF" w:themeShade="FF"/>
-          <w:lang w:val="es-ES"/>
-        </w:rPr>
-        <w:t xml:space="preserve"> durante la gestación. Estas acciones integrales no solo reducen la mortalidad, sino que también contribuyen al bienestar de la madre, al desarrollo saludable del bebé y al cumplimiento de los objetivos de salud materna e infantil en la </w:t>
-      </w:r>
-      <w:r>
-        <w:rPr>
-          <w:color w:val="000000" w:themeColor="text1" w:themeTint="FF" w:themeShade="FF"/>
-          <w:lang w:val="es-ES"/>
-        </w:rPr>
-        <w:t>comunidad.</w:t>
+        <w:t xml:space="preserve">comunidad.</w:t>
       </w:r>
       <w:sdt>
         <w:sdtPr>
+          <w:tag w:val="MENDELEY_CITATION_v3_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"/>
           <w:id w:val="221032120"/>
-          <w:tag w:val="MENDELEY_CITATION_v3_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"/>
           <w:placeholder>
             <w:docPart w:val="DefaultPlaceholder_-1854013440"/>
           </w:placeholder>
           <w:rPr>
+            <w:color w:val="000000"/>
+            <w:lang w:val="es-ES"/>
+          </w:rPr>
+        </w:sdtPr>
+        <w:sdtEndPr>
+          <w:rPr>
             <w:color w:val="000000" w:themeColor="text1" w:themeTint="FF" w:themeShade="FF"/>
             <w:lang w:val="es-ES"/>
           </w:rPr>
-        </w:sdtPr>
+        </w:sdtEndPr>
         <w:sdtContent>
           <w:r>
             <w:rPr>
-              <w:color w:val="000000" w:themeColor="text1" w:themeTint="FF" w:themeShade="FF"/>
+              <w:color w:val="000000"/>
               <w:lang w:val="es-ES"/>
             </w:rPr>
             <w:t>(</w:t>
           </w:r>
           <w:r>
             <w:rPr>
-              <w:color w:val="000000" w:themeColor="text1" w:themeTint="FF" w:themeShade="FF"/>
+              <w:color w:val="000000"/>
               <w:lang w:val="es-ES"/>
             </w:rPr>
             <w:t>Organización Mundial de la Salud, 2023)</w:t>
           </w:r>
           <w:r>
             <w:rPr>
-              <w:color w:val="000000" w:themeColor="text1" w:themeTint="FF" w:themeShade="FF"/>
+              <w:color w:val="000000"/>
               <w:lang w:val="es-ES"/>
             </w:rPr>
             <w:t>.</w:t>
           </w:r>
         </w:sdtContent>
-        <w:sdtEndPr>
-          <w:rPr>
-            <w:color w:val="000000" w:themeColor="text1" w:themeTint="FF" w:themeShade="FF"/>
-            <w:lang w:val="es-ES"/>
-          </w:rPr>
-        </w:sdtEndPr>
       </w:sdt>
     </w:p>
     <w:p>
@@ -8810,8 +8881,8 @@
           <w:lang w:val="es-ES_tradnl"/>
         </w:rPr>
       </w:pPr>
-      <w:commentRangeStart w:id="28"/>
-      <w:commentRangeStart w:id="29"/>
+      <w:commentRangeStart w:id="30"/>
+      <w:commentRangeStart w:id="31"/>
       <w:r>
         <w:rPr>
           <w:noProof/>
@@ -8867,19 +8938,19 @@
           </wp:inline>
         </w:drawing>
       </w:r>
-      <w:commentRangeEnd w:id="28"/>
+      <w:commentRangeEnd w:id="30"/>
       <w:r>
         <w:rPr>
           <w:rStyle w:val="Refdecomentario"/>
         </w:rPr>
-        <w:commentReference w:id="28"/>
-      </w:r>
-      <w:commentRangeEnd w:id="29"/>
+        <w:commentReference w:id="30"/>
+      </w:r>
+      <w:commentRangeEnd w:id="31"/>
       <w:r>
         <w:rPr>
           <w:rStyle w:val="Refdecomentario"/>
         </w:rPr>
-        <w:commentReference w:id="29"/>
+        <w:commentReference w:id="31"/>
       </w:r>
       <w:r>
         <w:rPr>
@@ -8981,7 +9052,7 @@
         </w:rPr>
         <w:t xml:space="preserve">puede </w:t>
       </w:r>
-      <w:commentRangeStart w:id="30"/>
+      <w:commentRangeStart w:id="32"/>
       <w:r>
         <w:rPr>
           <w:lang w:val="es-ES_tradnl"/>
@@ -8994,12 +9065,12 @@
         </w:rPr>
         <w:t xml:space="preserve"> como:</w:t>
       </w:r>
-      <w:commentRangeEnd w:id="30"/>
+      <w:commentRangeEnd w:id="32"/>
       <w:r>
         <w:rPr>
           <w:rStyle w:val="Refdecomentario"/>
         </w:rPr>
-        <w:commentReference w:id="30"/>
+        <w:commentReference w:id="32"/>
       </w:r>
     </w:p>
     <w:p>
@@ -9235,13 +9306,7 @@
         <w:rPr>
           <w:lang w:val="es-ES"/>
         </w:rPr>
-        <w:t xml:space="preserve">El reporte oportuno de estos casos es fundamental para activar programas de atención nutricional, suplementación alimentaria y seguimiento médico especializado, garantizando una intervención temprana que puede salvar vidas y evitar secuelas </w:t>
-      </w:r>
-      <w:r>
-        <w:rPr>
-          <w:lang w:val="es-ES"/>
-        </w:rPr>
-        <w:t>permanentes.</w:t>
+        <w:t>El reporte oportuno de estos casos es fundamental para activar programas de atención nutricional, suplementación alimentaria y seguimiento médico especializado, garantizando una intervención temprana que puede salvar vidas y evitar secuelas permanentes.</w:t>
       </w:r>
       <w:sdt>
         <w:sdtPr>
@@ -9261,14 +9326,7 @@
               <w:color w:val="000000" w:themeColor="text1" w:themeTint="FF" w:themeShade="FF"/>
               <w:lang w:val="es-ES"/>
             </w:rPr>
-            <w:t>(</w:t>
-          </w:r>
-          <w:r>
-            <w:rPr>
-              <w:color w:val="000000" w:themeColor="text1" w:themeTint="FF" w:themeShade="FF"/>
-              <w:lang w:val="es-ES"/>
-            </w:rPr>
-            <w:t>Ministerio de Salud y Protección Social, 2025)</w:t>
+            <w:t>(Ministerio de Salud y Protección Social, 2025)</w:t>
           </w:r>
           <w:r>
             <w:rPr>
@@ -9297,28 +9355,95 @@
     </w:p>
     <w:p>
       <w:pPr>
-        <w:pStyle w:val="Prrafodelista"/>
-        <w:ind w:left="426"/>
-        <w:rPr>
-          <w:b/>
-          <w:bCs/>
-        </w:rPr>
-      </w:pPr>
-    </w:p>
-    <w:p>
-      <w:pPr>
-        <w:pStyle w:val="Prrafodelista"/>
-        <w:ind w:left="426"/>
-        <w:rPr>
-          <w:b/>
-          <w:bCs/>
-        </w:rPr>
-      </w:pPr>
-    </w:p>
-    <w:p>
-      <w:pPr>
-        <w:pStyle w:val="Prrafodelista"/>
-        <w:ind w:left="426"/>
+        <w:rPr>
+          <w:rStyle w:val="eop"/>
+          <w:color w:val="FF0000"/>
+          <w:shd w:val="clear" w:color="auto" w:fill="FFFFFF"/>
+        </w:rPr>
+      </w:pPr>
+      <w:commentRangeStart w:id="33"/>
+      <w:r>
+        <w:rPr>
+          <w:rStyle w:val="normaltextrun"/>
+          <w:color w:val="FF0000"/>
+          <w:highlight w:val="yellow"/>
+          <w:shd w:val="clear" w:color="auto" w:fill="FFFFFF"/>
+        </w:rPr>
+        <w:t>Para clarificar los anteriores casos tratados, e</w:t>
+      </w:r>
+      <w:r>
+        <w:rPr>
+          <w:rStyle w:val="normaltextrun"/>
+          <w:color w:val="FF0000"/>
+          <w:highlight w:val="yellow"/>
+          <w:shd w:val="clear" w:color="auto" w:fill="FFFFFF"/>
+        </w:rPr>
+        <w:t xml:space="preserve">s importante acceder al </w:t>
+      </w:r>
+      <w:r>
+        <w:rPr>
+          <w:rStyle w:val="normaltextrun"/>
+          <w:color w:val="FF0000"/>
+          <w:highlight w:val="yellow"/>
+          <w:shd w:val="clear" w:color="auto" w:fill="FFFFFF"/>
+        </w:rPr>
+        <w:t xml:space="preserve">siguiente video </w:t>
+      </w:r>
+      <w:r>
+        <w:rPr>
+          <w:rStyle w:val="normaltextrun"/>
+          <w:color w:val="FF0000"/>
+          <w:highlight w:val="yellow"/>
+          <w:shd w:val="clear" w:color="auto" w:fill="FFFFFF"/>
+        </w:rPr>
+        <w:t xml:space="preserve">donde </w:t>
+      </w:r>
+      <w:r>
+        <w:rPr>
+          <w:rStyle w:val="normaltextrun"/>
+          <w:color w:val="FF0000"/>
+          <w:highlight w:val="yellow"/>
+          <w:shd w:val="clear" w:color="auto" w:fill="FFFFFF"/>
+        </w:rPr>
+        <w:t xml:space="preserve">se abordan casos específicos, como las complicaciones durante el embarazo y la desnutrición en menores de cinco años. Para </w:t>
+      </w:r>
+      <w:r>
+        <w:rPr>
+          <w:rStyle w:val="normaltextrun"/>
+          <w:color w:val="FF0000"/>
+          <w:highlight w:val="yellow"/>
+          <w:shd w:val="clear" w:color="auto" w:fill="FFFFFF"/>
+        </w:rPr>
+        <w:lastRenderedPageBreak/>
+        <w:t>cada situación, se destaca su relevancia, los riesgos asociados y el valor que aporta su detección temprana para la salud pública</w:t>
+      </w:r>
+      <w:r>
+        <w:rPr>
+          <w:rStyle w:val="normaltextrun"/>
+          <w:color w:val="FF0000"/>
+          <w:highlight w:val="yellow"/>
+          <w:shd w:val="clear" w:color="auto" w:fill="FFFFFF"/>
+        </w:rPr>
+        <w:t>:</w:t>
+      </w:r>
+      <w:r>
+        <w:rPr>
+          <w:rStyle w:val="eop"/>
+          <w:color w:val="FF0000"/>
+          <w:shd w:val="clear" w:color="auto" w:fill="FFFFFF"/>
+        </w:rPr>
+        <w:t> </w:t>
+      </w:r>
+      <w:commentRangeEnd w:id="33"/>
+      <w:r>
+        <w:rPr>
+          <w:rStyle w:val="Refdecomentario"/>
+        </w:rPr>
+        <w:commentReference w:id="33"/>
+      </w:r>
+    </w:p>
+    <w:p>
+      <w:pPr>
         <w:rPr>
           <w:b/>
           <w:bCs/>
@@ -9338,35 +9463,6 @@
           <w:bCs/>
         </w:rPr>
       </w:pPr>
-      <w:r>
-        <w:rPr>
-          <w:b/>
-          <w:bCs/>
-        </w:rPr>
-        <w:lastRenderedPageBreak/>
-        <w:t>1</w:t>
-      </w:r>
-      <w:r>
-        <w:rPr>
-          <w:b/>
-          <w:bCs/>
-        </w:rPr>
-        <w:t>.</w:t>
-      </w:r>
-      <w:r>
-        <w:rPr>
-          <w:b/>
-          <w:bCs/>
-        </w:rPr>
-        <w:t>4</w:t>
-      </w:r>
-      <w:r>
-        <w:rPr>
-          <w:b/>
-          <w:bCs/>
-        </w:rPr>
-        <w:t xml:space="preserve">.3. </w:t>
-      </w:r>
       <w:r>
         <w:rPr>
           <w:b/>
@@ -9688,16 +9784,16 @@
           <w:lang w:val="es-ES_tradnl"/>
         </w:rPr>
       </w:pPr>
-      <w:commentRangeStart w:id="31"/>
-      <w:commentRangeStart w:id="32"/>
+      <w:commentRangeStart w:id="34"/>
+      <w:commentRangeStart w:id="35"/>
       <w:r>
         <w:rPr>
           <w:noProof/>
           <w:lang w:val="es-ES_tradnl"/>
         </w:rPr>
         <w:drawing>
-          <wp:inline distT="0" distB="0" distL="0" distR="0" wp14:anchorId="5DD88324" wp14:editId="48805C16">
-            <wp:extent cx="4083044" cy="3333750"/>
+          <wp:inline distT="0" distB="0" distL="0" distR="0" wp14:anchorId="5DD88324" wp14:editId="1D8C122E">
+            <wp:extent cx="3810000" cy="3110814"/>
             <wp:effectExtent l="0" t="0" r="0" b="0"/>
             <wp:docPr id="1970128108" name="Imagen 1970128108" descr="Diagrama de la enfermedad del paludismo ilustrado a mano con un diagrama de vector esquemático. Ilustración de la ciencia médica"/>
             <wp:cNvGraphicFramePr>
@@ -9728,7 +9824,7 @@
                   <pic:spPr bwMode="auto">
                     <a:xfrm>
                       <a:off x="0" y="0"/>
-                      <a:ext cx="4097493" cy="3345548"/>
+                      <a:ext cx="3828561" cy="3125969"/>
                     </a:xfrm>
                     <a:prstGeom prst="rect">
                       <a:avLst/>
@@ -9744,19 +9840,19 @@
           </wp:inline>
         </w:drawing>
       </w:r>
-      <w:commentRangeEnd w:id="31"/>
+      <w:commentRangeEnd w:id="34"/>
       <w:r>
         <w:rPr>
           <w:rStyle w:val="Refdecomentario"/>
         </w:rPr>
-        <w:commentReference w:id="31"/>
-      </w:r>
-      <w:commentRangeEnd w:id="32"/>
+        <w:commentReference w:id="34"/>
+      </w:r>
+      <w:commentRangeEnd w:id="35"/>
       <w:r>
         <w:rPr>
           <w:rStyle w:val="Refdecomentario"/>
         </w:rPr>
-        <w:commentReference w:id="32"/>
+        <w:commentReference w:id="35"/>
       </w:r>
     </w:p>
     <w:p>
@@ -9821,7 +9917,6 @@
           <w:b/>
           <w:bCs/>
         </w:rPr>
-        <w:lastRenderedPageBreak/>
         <w:t>Acciones individuales y colectivas</w:t>
       </w:r>
     </w:p>
@@ -9850,19 +9945,19 @@
         </w:rPr>
         <w:t xml:space="preserve">se dan de la </w:t>
       </w:r>
-      <w:commentRangeStart w:id="33"/>
+      <w:commentRangeStart w:id="36"/>
       <w:r>
         <w:rPr>
           <w:lang w:val="es-ES_tradnl"/>
         </w:rPr>
         <w:t>siguiente manera:</w:t>
       </w:r>
-      <w:commentRangeEnd w:id="33"/>
+      <w:commentRangeEnd w:id="36"/>
       <w:r>
         <w:rPr>
           <w:rStyle w:val="Refdecomentario"/>
         </w:rPr>
-        <w:commentReference w:id="33"/>
+        <w:commentReference w:id="36"/>
       </w:r>
     </w:p>
     <w:p>
@@ -10054,7 +10149,7 @@
           <w:lang w:val="es-ES_tradnl"/>
         </w:rPr>
       </w:pPr>
-      <w:bookmarkStart w:name="_Toc213713946" w:id="34"/>
+      <w:bookmarkStart w:name="_Toc213713946" w:id="37"/>
       <w:r>
         <w:rPr>
           <w:color w:val="000000" w:themeColor="text1"/>
@@ -10083,7 +10178,7 @@
         </w:rPr>
         <w:t>. Muertes en comunidad y muertes imprevistas</w:t>
       </w:r>
-      <w:bookmarkEnd w:id="34"/>
+      <w:bookmarkEnd w:id="37"/>
     </w:p>
     <w:p>
       <w:pPr>
@@ -10115,7 +10210,7 @@
         </w:rPr>
         <w:t xml:space="preserve">Instituto </w:t>
       </w:r>
-      <w:commentRangeStart w:id="35"/>
+      <w:commentRangeStart w:id="38"/>
       <w:r>
         <w:rPr>
           <w:lang w:val="es-ES_tradnl"/>
@@ -10140,12 +10235,12 @@
         </w:rPr>
         <w:t>:</w:t>
       </w:r>
-      <w:commentRangeEnd w:id="35"/>
+      <w:commentRangeEnd w:id="38"/>
       <w:r>
         <w:rPr>
           <w:rStyle w:val="Refdecomentario"/>
         </w:rPr>
-        <w:commentReference w:id="35"/>
+        <w:commentReference w:id="38"/>
       </w:r>
     </w:p>
     <w:p>
@@ -10487,7 +10582,7 @@
         </w:rPr>
         <w:t xml:space="preserve">Sobre este tipo de muertes se explica su </w:t>
       </w:r>
-      <w:commentRangeStart w:id="36"/>
+      <w:commentRangeStart w:id="39"/>
       <w:r>
         <w:rPr>
           <w:spacing w:val="1"/>
@@ -10495,13 +10590,21 @@
         </w:rPr>
         <w:t>respectivo accionar:</w:t>
       </w:r>
-      <w:commentRangeEnd w:id="36"/>
+      <w:commentRangeEnd w:id="39"/>
       <w:r>
         <w:rPr>
           <w:rStyle w:val="Refdecomentario"/>
         </w:rPr>
-        <w:commentReference w:id="36"/>
-      </w:r>
+        <w:commentReference w:id="39"/>
+      </w:r>
+    </w:p>
+    <w:p>
+      <w:pPr>
+        <w:rPr>
+          <w:spacing w:val="1"/>
+          <w:lang w:val="es-ES_tradnl"/>
+        </w:rPr>
+      </w:pPr>
     </w:p>
     <w:p>
       <w:pPr>
@@ -10530,6 +10633,7 @@
           <w:spacing w:val="1"/>
           <w:lang w:val="es-ES_tradnl"/>
         </w:rPr>
+        <w:lastRenderedPageBreak/>
         <w:t>Acciones individuales</w:t>
       </w:r>
     </w:p>
@@ -10596,7 +10700,6 @@
           <w:spacing w:val="1"/>
           <w:lang w:val="es-ES_tradnl"/>
         </w:rPr>
-        <w:lastRenderedPageBreak/>
         <w:t>Acciones colectivas</w:t>
       </w:r>
     </w:p>
@@ -10730,8 +10833,8 @@
           <w:lang w:val="es-ES_tradnl"/>
         </w:rPr>
       </w:pPr>
-      <w:commentRangeStart w:id="37"/>
-      <w:commentRangeStart w:id="38"/>
+      <w:commentRangeStart w:id="40"/>
+      <w:commentRangeStart w:id="41"/>
       <w:r>
         <w:rPr>
           <w:noProof/>
@@ -10775,19 +10878,19 @@
           </wp:inline>
         </w:drawing>
       </w:r>
-      <w:commentRangeEnd w:id="37"/>
+      <w:commentRangeEnd w:id="40"/>
       <w:r>
         <w:rPr>
           <w:rStyle w:val="Refdecomentario"/>
         </w:rPr>
-        <w:commentReference w:id="37"/>
-      </w:r>
-      <w:commentRangeEnd w:id="38"/>
+        <w:commentReference w:id="40"/>
+      </w:r>
+      <w:commentRangeEnd w:id="41"/>
       <w:r>
         <w:rPr>
           <w:rStyle w:val="Refdecomentario"/>
         </w:rPr>
-        <w:commentReference w:id="38"/>
+        <w:commentReference w:id="41"/>
       </w:r>
     </w:p>
     <w:p>
@@ -10845,7 +10948,7 @@
           <w:lang w:val="es-ES_tradnl"/>
         </w:rPr>
       </w:pPr>
-      <w:bookmarkStart w:name="_Toc213713947" w:id="39"/>
+      <w:bookmarkStart w:name="_Toc213713947" w:id="42"/>
       <w:r>
         <w:rPr>
           <w:color w:val="000000" w:themeColor="text1"/>
@@ -10867,7 +10970,7 @@
         </w:rPr>
         <w:t>. Conglomerados</w:t>
       </w:r>
-      <w:bookmarkEnd w:id="39"/>
+      <w:bookmarkEnd w:id="42"/>
     </w:p>
     <w:p>
       <w:pPr>
@@ -11076,8 +11179,8 @@
           <w:lang w:val="es-ES_tradnl"/>
         </w:rPr>
       </w:pPr>
-      <w:commentRangeStart w:id="40"/>
-      <w:commentRangeStart w:id="41"/>
+      <w:commentRangeStart w:id="43"/>
+      <w:commentRangeStart w:id="44"/>
       <w:r>
         <w:rPr>
           <w:noProof/>
@@ -11126,19 +11229,19 @@
           </wp:inline>
         </w:drawing>
       </w:r>
-      <w:commentRangeEnd w:id="40"/>
+      <w:commentRangeEnd w:id="43"/>
       <w:r>
         <w:rPr>
           <w:rStyle w:val="Refdecomentario"/>
         </w:rPr>
-        <w:commentReference w:id="40"/>
-      </w:r>
-      <w:commentRangeEnd w:id="41"/>
+        <w:commentReference w:id="43"/>
+      </w:r>
+      <w:commentRangeEnd w:id="44"/>
       <w:r>
         <w:rPr>
           <w:rStyle w:val="Refdecomentario"/>
         </w:rPr>
-        <w:commentReference w:id="41"/>
+        <w:commentReference w:id="44"/>
       </w:r>
     </w:p>
     <w:p>
@@ -11203,7 +11306,7 @@
           <w:lang w:val="es-ES_tradnl"/>
         </w:rPr>
       </w:pPr>
-      <w:bookmarkStart w:name="_Toc213713948" w:id="42"/>
+      <w:bookmarkStart w:name="_Toc213713948" w:id="45"/>
       <w:r>
         <w:rPr>
           <w:color w:val="000000" w:themeColor="text1"/>
@@ -11246,7 +11349,7 @@
         </w:rPr>
         <w:t>enfermedades</w:t>
       </w:r>
-      <w:bookmarkEnd w:id="42"/>
+      <w:bookmarkEnd w:id="45"/>
     </w:p>
     <w:p>
       <w:pPr>
@@ -11556,8 +11659,8 @@
         </w:rPr>
         <w:t xml:space="preserve"> </w:t>
       </w:r>
-      <w:commentRangeStart w:id="43"/>
-      <w:commentRangeStart w:id="44"/>
+      <w:commentRangeStart w:id="46"/>
+      <w:commentRangeStart w:id="47"/>
       <w:r>
         <w:rPr>
           <w:noProof/>
@@ -11599,19 +11702,19 @@
           </wp:inline>
         </w:drawing>
       </w:r>
-      <w:commentRangeEnd w:id="43"/>
+      <w:commentRangeEnd w:id="46"/>
       <w:r>
         <w:rPr>
           <w:rStyle w:val="Refdecomentario"/>
         </w:rPr>
-        <w:commentReference w:id="43"/>
-      </w:r>
-      <w:commentRangeEnd w:id="44"/>
+        <w:commentReference w:id="46"/>
+      </w:r>
+      <w:commentRangeEnd w:id="47"/>
       <w:r>
         <w:rPr>
           <w:rStyle w:val="Refdecomentario"/>
         </w:rPr>
-        <w:commentReference w:id="44"/>
+        <w:commentReference w:id="47"/>
       </w:r>
     </w:p>
     <w:p>
@@ -11638,7 +11741,7 @@
           <w:lang w:val="es-ES_tradnl"/>
         </w:rPr>
       </w:pPr>
-      <w:bookmarkStart w:name="_Toc213713949" w:id="45"/>
+      <w:bookmarkStart w:name="_Toc213713949" w:id="48"/>
       <w:r>
         <w:rPr>
           <w:color w:val="000000" w:themeColor="text1"/>
@@ -11667,7 +11770,7 @@
         </w:rPr>
         <w:t>Acciones individuales y colectivas</w:t>
       </w:r>
-      <w:bookmarkEnd w:id="45"/>
+      <w:bookmarkEnd w:id="48"/>
     </w:p>
     <w:p>
       <w:pPr>
@@ -11688,14 +11791,7 @@
           <w:spacing w:val="1"/>
           <w:lang w:val="es-ES"/>
         </w:rPr>
-        <w:t xml:space="preserve">De acuerdo a</w:t>
-      </w:r>
-      <w:r>
-        <w:rPr>
-          <w:spacing w:val="1"/>
-          <w:lang w:val="es-ES"/>
-        </w:rPr>
-        <w:t xml:space="preserve"> lo planteado por el </w:t>
+        <w:t xml:space="preserve">De acuerdo a lo planteado por el </w:t>
       </w:r>
       <w:r>
         <w:rPr>
@@ -11745,7 +11841,7 @@
         </w:rPr>
         <w:t xml:space="preserve"> </w:t>
       </w:r>
-      <w:commentRangeStart w:id="46"/>
+      <w:commentRangeStart w:id="49"/>
       <w:r>
         <w:rPr>
           <w:color w:val="000000"/>
@@ -11761,12 +11857,12 @@
         </w:rPr>
         <w:t xml:space="preserve"> </w:t>
       </w:r>
-      <w:commentRangeEnd w:id="46"/>
+      <w:commentRangeEnd w:id="49"/>
       <w:r>
         <w:rPr>
           <w:rStyle w:val="Refdecomentario"/>
         </w:rPr>
-        <w:commentReference w:id="46"/>
+        <w:commentReference w:id="49"/>
       </w:r>
     </w:p>
     <w:p>
@@ -12040,7 +12136,7 @@
         </w:rPr>
         <w:t xml:space="preserve">el tipo de enfermedades trasmitidas por vectores, los síntomas por cada patología, las complicaciones presentadas y las acciones a desarrollar por la comunidad para la prevención de la proliferación de vectores y aumento de </w:t>
       </w:r>
-      <w:commentRangeStart w:id="47"/>
+      <w:commentRangeStart w:id="50"/>
       <w:r>
         <w:rPr>
           <w:lang w:val="es-ES_tradnl"/>
@@ -12053,12 +12149,12 @@
         </w:rPr>
         <w:t>:</w:t>
       </w:r>
-      <w:commentRangeEnd w:id="47"/>
+      <w:commentRangeEnd w:id="50"/>
       <w:r>
         <w:rPr>
           <w:rStyle w:val="Refdecomentario"/>
         </w:rPr>
-        <w:commentReference w:id="47"/>
+        <w:commentReference w:id="50"/>
       </w:r>
     </w:p>
     <w:p>
@@ -13197,7 +13293,23 @@
           <w:lang w:val="es-ES_tradnl"/>
         </w:rPr>
         <w:lastRenderedPageBreak/>
-        <w:t>Tabla 2.</w:t>
+        <w:t xml:space="preserve">Tabla </w:t>
+      </w:r>
+      <w:r>
+        <w:rPr>
+          <w:b/>
+          <w:bCs/>
+          <w:lang w:val="es-ES_tradnl"/>
+        </w:rPr>
+        <w:t>1</w:t>
+      </w:r>
+      <w:r>
+        <w:rPr>
+          <w:b/>
+          <w:bCs/>
+          <w:lang w:val="es-ES_tradnl"/>
+        </w:rPr>
+        <w:t>.</w:t>
       </w:r>
       <w:r>
         <w:rPr>
@@ -13251,7 +13363,7 @@
                 <w:lang w:val="es-ES_tradnl"/>
               </w:rPr>
             </w:pPr>
-            <w:bookmarkStart w:name="_Hlk212919926" w:id="48"/>
+            <w:bookmarkStart w:name="_Hlk212919926" w:id="51"/>
           </w:p>
           <w:p>
             <w:pPr>
@@ -13355,7 +13467,7 @@
           </w:p>
         </w:tc>
       </w:tr>
-      <w:bookmarkEnd w:id="48"/>
+      <w:bookmarkEnd w:id="51"/>
       <w:tr>
         <w:trPr>
           <w:trHeight w:val="910"/>
@@ -14584,7 +14696,7 @@
           <w:lang w:val="es-ES_tradnl"/>
         </w:rPr>
       </w:pPr>
-      <w:bookmarkStart w:name="_Toc213713950" w:id="49"/>
+      <w:bookmarkStart w:name="_Toc213713950" w:id="52"/>
       <w:r>
         <w:rPr>
           <w:b/>
@@ -14593,7 +14705,7 @@
         </w:rPr>
         <w:t>SÍNTESIS</w:t>
       </w:r>
-      <w:bookmarkEnd w:id="49"/>
+      <w:bookmarkEnd w:id="52"/>
       <w:r>
         <w:rPr>
           <w:b/>
@@ -15397,7 +15509,7 @@
           </mc:Fallback>
         </mc:AlternateContent>
       </w:r>
-      <w:commentRangeStart w:id="50"/>
+      <w:commentRangeStart w:id="53"/>
       <w:r>
         <w:rPr>
           <w:noProof/>
@@ -15417,12 +15529,12 @@
           </wp:inline>
         </w:drawing>
       </w:r>
-      <w:commentRangeEnd w:id="50"/>
+      <w:commentRangeEnd w:id="53"/>
       <w:r>
         <w:rPr>
           <w:rStyle w:val="Refdecomentario"/>
         </w:rPr>
-        <w:commentReference w:id="50"/>
+        <w:commentReference w:id="53"/>
       </w:r>
     </w:p>
     <w:p>
@@ -15572,7 +15684,7 @@
           <w:lang w:val="es-ES_tradnl"/>
         </w:rPr>
       </w:pPr>
-      <w:bookmarkStart w:name="_Toc213713951" w:id="51"/>
+      <w:bookmarkStart w:name="_Toc213713951" w:id="54"/>
       <w:r>
         <w:rPr>
           <w:b/>
@@ -15582,7 +15694,7 @@
         <w:lastRenderedPageBreak/>
         <w:t>ACTIVIDADES DIDÁCTICAS</w:t>
       </w:r>
-      <w:bookmarkEnd w:id="51"/>
+      <w:bookmarkEnd w:id="54"/>
       <w:r>
         <w:rPr>
           <w:b/>
@@ -15947,7 +16059,7 @@
           <w:lang w:val="es-ES_tradnl"/>
         </w:rPr>
       </w:pPr>
-      <w:bookmarkStart w:name="_Toc213713952" w:id="52"/>
+      <w:bookmarkStart w:name="_Toc213713952" w:id="55"/>
       <w:r>
         <w:rPr>
           <w:b/>
@@ -15964,7 +16076,7 @@
         </w:rPr>
         <w:t>ATERIAL COMPLEMENTARIO:</w:t>
       </w:r>
-      <w:bookmarkEnd w:id="52"/>
+      <w:bookmarkEnd w:id="55"/>
       <w:r>
         <w:rPr>
           <w:b/>
@@ -18271,7 +18383,7 @@
           <w:lang w:val="es-ES_tradnl"/>
         </w:rPr>
       </w:pPr>
-      <w:bookmarkStart w:name="_Toc213713953" w:id="53"/>
+      <w:bookmarkStart w:name="_Toc213713953" w:id="56"/>
       <w:r>
         <w:rPr>
           <w:b/>
@@ -18280,7 +18392,7 @@
         </w:rPr>
         <w:t>REFERENCIAS BIBLIOGRÁFICAS</w:t>
       </w:r>
-      <w:bookmarkEnd w:id="53"/>
+      <w:bookmarkEnd w:id="56"/>
     </w:p>
     <w:p>
       <w:pPr>
@@ -18372,6 +18484,48 @@
               <w:lang w:val="es-ES_tradnl"/>
             </w:rPr>
           </w:pPr>
+          <w:proofErr w:type="spellStart"/>
+          <w:r>
+            <w:rPr>
+              <w:rFonts w:eastAsia="Times New Roman"/>
+            </w:rPr>
+            <w:t>HInes</w:t>
+          </w:r>
+          <w:proofErr w:type="spellEnd"/>
+          <w:r>
+            <w:rPr>
+              <w:rFonts w:eastAsia="Times New Roman"/>
+            </w:rPr>
+            <w:t xml:space="preserve">, D. (2022). </w:t>
+          </w:r>
+          <w:r>
+            <w:rPr>
+              <w:rFonts w:eastAsia="Times New Roman"/>
+              <w:i/>
+              <w:iCs/>
+              <w:lang w:val="es-ES_tradnl"/>
+            </w:rPr>
+            <w:t>Enfoque sindrómico: fiebre e ictericia</w:t>
+          </w:r>
+          <w:r>
+            <w:rPr>
+              <w:rFonts w:eastAsia="Times New Roman"/>
+              <w:lang w:val="es-ES_tradnl"/>
+            </w:rPr>
+            <w:t>.</w:t>
+          </w:r>
+        </w:p>
+        <w:p>
+          <w:pPr>
+            <w:autoSpaceDE w:val="0"/>
+            <w:autoSpaceDN w:val="0"/>
+            <w:ind w:hanging="480"/>
+            <w:divId w:val="1657762811"/>
+            <w:rPr>
+              <w:rFonts w:eastAsia="Times New Roman"/>
+              <w:lang w:val="es-ES_tradnl"/>
+            </w:rPr>
+          </w:pPr>
           <w:r>
             <w:rPr>
               <w:rFonts w:eastAsia="Times New Roman"/>
@@ -18379,7 +18533,7 @@
             </w:rPr>
             <w:t xml:space="preserve">Instituto Nacional de Salud. (2023). </w:t>
           </w:r>
-          <w:bookmarkStart w:name="_Hlk212912207" w:id="54"/>
+          <w:bookmarkStart w:name="_Hlk212912207" w:id="57"/>
           <w:r>
             <w:rPr>
               <w:rFonts w:eastAsia="Times New Roman"/>
@@ -18389,7 +18543,7 @@
             </w:rPr>
             <w:t>Caja de herramientas para la gestión del riesgo colectivo en brotes, epidemias y eventos de interés en salud pública. Etapa 1. Sistema de alerta temprana: identificación del riesgo en salud públic</w:t>
           </w:r>
-          <w:bookmarkEnd w:id="54"/>
+          <w:bookmarkEnd w:id="57"/>
           <w:r>
             <w:rPr>
               <w:rFonts w:eastAsia="Times New Roman"/>
@@ -18565,48 +18719,6 @@
             <w:divId w:val="569115522"/>
             <w:rPr>
               <w:rFonts w:eastAsia="Times New Roman"/>
-              <w:lang w:val="es-ES_tradnl"/>
-            </w:rPr>
-          </w:pPr>
-          <w:proofErr w:type="spellStart"/>
-          <w:r>
-            <w:rPr>
-              <w:rFonts w:eastAsia="Times New Roman"/>
-            </w:rPr>
-            <w:t>HInes</w:t>
-          </w:r>
-          <w:proofErr w:type="spellEnd"/>
-          <w:r>
-            <w:rPr>
-              <w:rFonts w:eastAsia="Times New Roman"/>
-            </w:rPr>
-            <w:t xml:space="preserve">, D. (2022). </w:t>
-          </w:r>
-          <w:r>
-            <w:rPr>
-              <w:rFonts w:eastAsia="Times New Roman"/>
-              <w:i/>
-              <w:iCs/>
-              <w:lang w:val="es-ES_tradnl"/>
-            </w:rPr>
-            <w:t>Enfoque sindrómico: fiebre e ictericia</w:t>
-          </w:r>
-          <w:r>
-            <w:rPr>
-              <w:rFonts w:eastAsia="Times New Roman"/>
-              <w:lang w:val="es-ES_tradnl"/>
-            </w:rPr>
-            <w:t>.</w:t>
-          </w:r>
-        </w:p>
-        <w:p>
-          <w:pPr>
-            <w:autoSpaceDE w:val="0"/>
-            <w:autoSpaceDN w:val="0"/>
-            <w:ind w:hanging="480"/>
-            <w:divId w:val="569115522"/>
-            <w:rPr>
-              <w:rFonts w:eastAsia="Times New Roman"/>
             </w:rPr>
           </w:pPr>
           <w:r>
@@ -22425,7 +22537,36 @@
       </w:r>
     </w:p>
   </w:comment>
-  <w:comment w:initials="AFVE" w:author="Andrés Felipe Velandia Espitia" w:date="2025-11-10T09:49:00Z" w:id="16">
+  <w:comment w:initials="AFVE" w:author="Andrés Felipe Velandia Espitia" w:date="2025-11-26T10:17:00Z" w:id="15">
+    <w:p>
+      <w:pPr>
+        <w:rPr>
+          <w:color w:val="000000" w:themeColor="text1"/>
+          <w:lang w:val="es-ES_tradnl"/>
+        </w:rPr>
+      </w:pPr>
+      <w:r>
+        <w:rPr>
+          <w:rStyle w:val="Refdecomentario"/>
+        </w:rPr>
+        <w:annotationRef/>
+      </w:r>
+      <w:r>
+        <w:t xml:space="preserve">Insertar el video: </w:t>
+      </w:r>
+      <w:r>
+        <w:rPr>
+          <w:rStyle w:val="normaltextrun"/>
+          <w:b/>
+          <w:bCs/>
+          <w:color w:val="FF0000"/>
+          <w:shd w:val="clear" w:color="auto" w:fill="FFFFFF"/>
+        </w:rPr>
+        <w:t>Guion_video_explicativo_Vigilancia_de_situaciones_Factores_ambientales</w:t>
+      </w:r>
+    </w:p>
+  </w:comment>
+  <w:comment w:initials="AFVE" w:author="Andrés Felipe Velandia Espitia" w:date="2025-11-10T09:49:00Z" w:id="17">
     <w:p>
       <w:pPr>
         <w:pStyle w:val="Textocomentario"/>
@@ -22449,7 +22590,7 @@
       </w:r>
     </w:p>
   </w:comment>
-  <w:comment w:initials="AFVE" w:author="Andrés Felipe Velandia Espitia" w:date="2025-11-10T09:44:00Z" w:id="17">
+  <w:comment w:initials="AFVE" w:author="Andrés Felipe Velandia Espitia" w:date="2025-11-10T09:44:00Z" w:id="18">
     <w:p>
       <w:pPr>
         <w:pStyle w:val="Textocomentario"/>
@@ -22735,7 +22876,7 @@
       </w:pPr>
     </w:p>
   </w:comment>
-  <w:comment w:initials="AFVE" w:author="Andrés Felipe Velandia Espitia" w:date="2025-11-10T09:59:00Z" w:id="18">
+  <w:comment w:initials="AFVE" w:author="Andrés Felipe Velandia Espitia" w:date="2025-11-10T09:59:00Z" w:id="19">
     <w:p>
       <w:pPr>
         <w:pStyle w:val="Textocomentario"/>
@@ -22793,7 +22934,7 @@
       </w:r>
     </w:p>
   </w:comment>
-  <w:comment w:initials="AFVE" w:author="Andrés Felipe Velandia Espitia" w:date="2025-11-10T10:28:00Z" w:id="21">
+  <w:comment w:initials="AFVE" w:author="Andrés Felipe Velandia Espitia" w:date="2025-11-10T10:28:00Z" w:id="22">
     <w:p>
       <w:pPr>
         <w:pStyle w:val="Textocomentario"/>
@@ -22875,7 +23016,7 @@
       </w:r>
     </w:p>
   </w:comment>
-  <w:comment w:initials="AFVE" w:author="Andrés Felipe Velandia Espitia" w:date="2025-11-10T17:15:00Z" w:id="23">
+  <w:comment w:initials="AFVE" w:author="Andrés Felipe Velandia Espitia" w:date="2025-11-26T10:20:00Z" w:id="23">
     <w:p>
       <w:pPr>
         <w:pStyle w:val="Textocomentario"/>
@@ -22887,6 +23028,52 @@
         <w:annotationRef/>
       </w:r>
       <w:r>
+        <w:t xml:space="preserve">Insertar el video: </w:t>
+      </w:r>
+      <w:proofErr w:type="spellStart"/>
+      <w:r>
+        <w:rPr>
+          <w:rStyle w:val="normaltextrun"/>
+          <w:b/>
+          <w:bCs/>
+          <w:color w:val="FF0000"/>
+          <w:shd w:val="clear" w:color="auto" w:fill="FFFFFF"/>
+        </w:rPr>
+        <w:t>Guion_video_explicativo_Vigilancia_de_situaciones_</w:t>
+      </w:r>
+      <w:r>
+        <w:rPr>
+          <w:rFonts w:eastAsia="Times New Roman"/>
+          <w:b/>
+          <w:bCs/>
+          <w:color w:val="FF0000"/>
+        </w:rPr>
+        <w:t>S</w:t>
+      </w:r>
+      <w:r>
+        <w:rPr>
+          <w:rFonts w:eastAsia="Times New Roman"/>
+          <w:b/>
+          <w:bCs/>
+          <w:color w:val="FF0000"/>
+        </w:rPr>
+        <w:t>indromes</w:t>
+      </w:r>
+      <w:proofErr w:type="spellEnd"/>
+    </w:p>
+  </w:comment>
+  <w:comment w:initials="AFVE" w:author="Andrés Felipe Velandia Espitia" w:date="2025-11-10T17:15:00Z" w:id="25">
+    <w:p>
+      <w:pPr>
+        <w:pStyle w:val="Textocomentario"/>
+      </w:pPr>
+      <w:r>
+        <w:rPr>
+          <w:rStyle w:val="Refdecomentario"/>
+        </w:rPr>
+        <w:annotationRef/>
+      </w:r>
+      <w:r>
         <w:t>Texto alternativo:</w:t>
       </w:r>
     </w:p>
@@ -22899,7 +23086,7 @@
       </w:r>
     </w:p>
   </w:comment>
-  <w:comment w:initials="AFVE" w:author="Andrés Felipe Velandia Espitia" w:date="2025-11-10T17:08:00Z" w:id="24">
+  <w:comment w:initials="AFVE" w:author="Andrés Felipe Velandia Espitia" w:date="2025-11-10T17:08:00Z" w:id="26">
     <w:p>
       <w:pPr>
         <w:jc w:val="center"/>
@@ -23200,7 +23387,7 @@
       </w:r>
     </w:p>
   </w:comment>
-  <w:comment w:initials="AFVE" w:author="Andrés Felipe Velandia Espitia" w:date="2025-11-10T17:30:00Z" w:id="26">
+  <w:comment w:initials="AFVE" w:author="Andrés Felipe Velandia Espitia" w:date="2025-11-10T17:30:00Z" w:id="28">
     <w:p>
       <w:pPr>
         <w:pStyle w:val="Textocomentario"/>
@@ -23216,7 +23403,7 @@
       </w:r>
     </w:p>
   </w:comment>
-  <w:comment w:initials="AFVE" w:author="Andrés Felipe Velandia Espitia" w:date="2025-11-10T17:30:00Z" w:id="27">
+  <w:comment w:initials="AFVE" w:author="Andrés Felipe Velandia Espitia" w:date="2025-11-10T17:30:00Z" w:id="29">
     <w:p>
       <w:pPr>
         <w:jc w:val="center"/>
@@ -23268,7 +23455,7 @@
       </w:pPr>
     </w:p>
   </w:comment>
-  <w:comment w:initials="AFVE" w:author="Andrés Felipe Velandia Espitia" w:date="2025-11-10T17:34:00Z" w:id="28">
+  <w:comment w:initials="AFVE" w:author="Andrés Felipe Velandia Espitia" w:date="2025-11-10T17:34:00Z" w:id="30">
     <w:p>
       <w:pPr>
         <w:pStyle w:val="Textocomentario"/>
@@ -23284,7 +23471,7 @@
       </w:r>
     </w:p>
   </w:comment>
-  <w:comment w:initials="AFVE" w:author="Andrés Felipe Velandia Espitia" w:date="2025-11-10T17:33:00Z" w:id="29">
+  <w:comment w:initials="AFVE" w:author="Andrés Felipe Velandia Espitia" w:date="2025-11-10T17:33:00Z" w:id="31">
     <w:p>
       <w:pPr>
         <w:rPr>
@@ -23351,7 +23538,7 @@
       </w:pPr>
     </w:p>
   </w:comment>
-  <w:comment w:initials="AFVE" w:author="Andrés Felipe Velandia Espitia" w:date="2025-11-10T17:35:00Z" w:id="30">
+  <w:comment w:initials="AFVE" w:author="Andrés Felipe Velandia Espitia" w:date="2025-11-10T17:35:00Z" w:id="32">
     <w:p>
       <w:pPr>
         <w:pStyle w:val="Textocomentario"/>
@@ -23375,7 +23562,7 @@
       </w:r>
     </w:p>
   </w:comment>
-  <w:comment w:initials="AFVE" w:author="Andrés Felipe Velandia Espitia" w:date="2025-11-10T17:57:00Z" w:id="31">
+  <w:comment w:initials="AFVE" w:author="Andrés Felipe Velandia Espitia" w:date="2025-11-26T10:24:00Z" w:id="33">
     <w:p>
       <w:pPr>
         <w:pStyle w:val="Textocomentario"/>
@@ -23387,47 +23574,72 @@
         <w:annotationRef/>
       </w:r>
       <w:r>
-        <w:t>Texto alternativo:</w:t>
-      </w:r>
-    </w:p>
-    <w:p>
-      <w:pPr>
-        <w:pStyle w:val="Textocomentario"/>
-      </w:pPr>
-      <w:r>
-        <w:t>La figura 6 muestra el ciclo de transmisión de la malaria, que inicia cuando un mosquito infectado pica a una persona y transmite el parásito, el cual se multiplica primero en el hígado y luego en los glóbulos rojos. Posteriormente, otro mosquito que pica a esta persona puede ingerir el parásito y transmitir la enfermedad a un nuevo individuo mediante una siguiente picadura.</w:t>
-      </w:r>
-    </w:p>
-  </w:comment>
-  <w:comment w:initials="AFVE" w:author="Andrés Felipe Velandia Espitia" w:date="2025-11-10T17:46:00Z" w:id="32">
-    <w:p>
-      <w:pPr>
-        <w:pStyle w:val="Textocomentario"/>
-      </w:pPr>
-      <w:r>
         <w:rPr>
           <w:rStyle w:val="Refdecomentario"/>
         </w:rPr>
         <w:annotationRef/>
       </w:r>
       <w:r>
-        <w:t>Textos trascritos:</w:t>
-      </w:r>
-    </w:p>
-    <w:p>
-      <w:pPr>
-        <w:pStyle w:val="Textocomentario"/>
-        <w:rPr>
+        <w:t xml:space="preserve">Insertar el video: </w:t>
+      </w:r>
+      <w:r>
+        <w:rPr>
+          <w:rStyle w:val="normaltextrun"/>
           <w:b/>
           <w:bCs/>
-        </w:rPr>
-      </w:pPr>
-      <w:r>
-        <w:rPr>
+          <w:color w:val="FF0000"/>
+          <w:shd w:val="clear" w:color="auto" w:fill="FFFFFF"/>
+        </w:rPr>
+        <w:t>Guion_video_explicativo_Vigilancia_de_situaciones_</w:t>
+      </w:r>
+      <w:r>
+        <w:rPr>
+          <w:rFonts w:eastAsia="Times New Roman"/>
           <w:b/>
           <w:bCs/>
-        </w:rPr>
-        <w:t>Malaria</w:t>
+          <w:color w:val="FF0000"/>
+        </w:rPr>
+        <w:t>Casos_especificos</w:t>
+      </w:r>
+    </w:p>
+  </w:comment>
+  <w:comment w:initials="AFVE" w:author="Andrés Felipe Velandia Espitia" w:date="2025-11-10T17:57:00Z" w:id="34">
+    <w:p>
+      <w:pPr>
+        <w:pStyle w:val="Textocomentario"/>
+      </w:pPr>
+      <w:r>
+        <w:rPr>
+          <w:rStyle w:val="Refdecomentario"/>
+        </w:rPr>
+        <w:annotationRef/>
+      </w:r>
+      <w:r>
+        <w:t>Texto alternativo:</w:t>
+      </w:r>
+    </w:p>
+    <w:p>
+      <w:pPr>
+        <w:pStyle w:val="Textocomentario"/>
+      </w:pPr>
+      <w:r>
+        <w:t>La figura 6 muestra el ciclo de transmisión de la malaria, que inicia cuando un mosquito infectado pica a una persona y transmite el parásito, el cual se multiplica primero en el hígado y luego en los glóbulos rojos. Posteriormente, otro mosquito que pica a esta persona puede ingerir el parásito y transmitir la enfermedad a un nuevo individuo mediante una siguiente picadura.</w:t>
+      </w:r>
+    </w:p>
+  </w:comment>
+  <w:comment w:initials="AFVE" w:author="Andrés Felipe Velandia Espitia" w:date="2025-11-10T17:46:00Z" w:id="35">
+    <w:p>
+      <w:pPr>
+        <w:pStyle w:val="Textocomentario"/>
+      </w:pPr>
+      <w:r>
+        <w:rPr>
+          <w:rStyle w:val="Refdecomentario"/>
+        </w:rPr>
+        <w:annotationRef/>
+      </w:r>
+      <w:r>
+        <w:t>Textos trascritos:</w:t>
       </w:r>
     </w:p>
     <w:p>
@@ -23443,54 +23655,8 @@
           <w:b/>
           <w:bCs/>
         </w:rPr>
-        <w:t>En humano</w:t>
-      </w:r>
-    </w:p>
-    <w:p>
-      <w:pPr>
-        <w:pStyle w:val="Textocomentario"/>
-      </w:pPr>
-      <w:r>
-        <w:t>El</w:t>
-      </w:r>
-      <w:r>
-        <w:t xml:space="preserve"> mosquito infectado pica a una persona</w:t>
-      </w:r>
-    </w:p>
-    <w:p>
-      <w:pPr>
-        <w:pStyle w:val="Textocomentario"/>
-      </w:pPr>
-      <w:r>
-        <w:t>Hígado infectado</w:t>
-      </w:r>
-    </w:p>
-    <w:p>
-      <w:pPr>
-        <w:pStyle w:val="Textocomentario"/>
-      </w:pPr>
-      <w:r>
-        <w:t>C</w:t>
-      </w:r>
-      <w:r>
-        <w:t>élulas sanguíneas infectadas</w:t>
-      </w:r>
-    </w:p>
-    <w:p>
-      <w:pPr>
-        <w:pStyle w:val="Textocomentario"/>
-      </w:pPr>
-      <w:r>
-        <w:t>El</w:t>
-      </w:r>
-      <w:r>
-        <w:t xml:space="preserve"> mosquito infectado pica a una persona</w:t>
-      </w:r>
-    </w:p>
-    <w:p>
-      <w:pPr>
-        <w:pStyle w:val="Textocomentario"/>
-      </w:pPr>
+        <w:t>Malaria</w:t>
+      </w:r>
     </w:p>
     <w:p>
       <w:pPr>
@@ -23505,6 +23671,68 @@
           <w:b/>
           <w:bCs/>
         </w:rPr>
+        <w:t>En humano</w:t>
+      </w:r>
+    </w:p>
+    <w:p>
+      <w:pPr>
+        <w:pStyle w:val="Textocomentario"/>
+      </w:pPr>
+      <w:r>
+        <w:t>El</w:t>
+      </w:r>
+      <w:r>
+        <w:t xml:space="preserve"> mosquito infectado pica a una persona</w:t>
+      </w:r>
+    </w:p>
+    <w:p>
+      <w:pPr>
+        <w:pStyle w:val="Textocomentario"/>
+      </w:pPr>
+      <w:r>
+        <w:t>Hígado infectado</w:t>
+      </w:r>
+    </w:p>
+    <w:p>
+      <w:pPr>
+        <w:pStyle w:val="Textocomentario"/>
+      </w:pPr>
+      <w:r>
+        <w:t>C</w:t>
+      </w:r>
+      <w:r>
+        <w:t>élulas sanguíneas infectadas</w:t>
+      </w:r>
+    </w:p>
+    <w:p>
+      <w:pPr>
+        <w:pStyle w:val="Textocomentario"/>
+      </w:pPr>
+      <w:r>
+        <w:t>El</w:t>
+      </w:r>
+      <w:r>
+        <w:t xml:space="preserve"> mosquito infectado pica a una persona</w:t>
+      </w:r>
+    </w:p>
+    <w:p>
+      <w:pPr>
+        <w:pStyle w:val="Textocomentario"/>
+      </w:pPr>
+    </w:p>
+    <w:p>
+      <w:pPr>
+        <w:pStyle w:val="Textocomentario"/>
+        <w:rPr>
+          <w:b/>
+          <w:bCs/>
+        </w:rPr>
+      </w:pPr>
+      <w:r>
+        <w:rPr>
+          <w:b/>
+          <w:bCs/>
+        </w:rPr>
         <w:t>En mosquito</w:t>
       </w:r>
     </w:p>
@@ -23549,7 +23777,7 @@
       </w:r>
     </w:p>
   </w:comment>
-  <w:comment w:initials="AFVE" w:author="Andrés Felipe Velandia Espitia" w:date="2025-11-10T18:08:00Z" w:id="33">
+  <w:comment w:initials="AFVE" w:author="Andrés Felipe Velandia Espitia" w:date="2025-11-10T18:08:00Z" w:id="36">
     <w:p>
       <w:pPr>
         <w:pStyle w:val="Textocomentario"/>
@@ -23632,7 +23860,7 @@
       </w:r>
     </w:p>
   </w:comment>
-  <w:comment w:initials="AFVE" w:author="Andrés Felipe Velandia Espitia" w:date="2025-11-10T19:53:00Z" w:id="35">
+  <w:comment w:initials="AFVE" w:author="Andrés Felipe Velandia Espitia" w:date="2025-11-10T19:53:00Z" w:id="38">
     <w:p>
       <w:pPr>
         <w:pStyle w:val="Textocomentario"/>
@@ -23704,7 +23932,7 @@
       </w:r>
     </w:p>
   </w:comment>
-  <w:comment w:initials="AFVE" w:author="Andrés Felipe Velandia Espitia" w:date="2025-11-10T20:00:00Z" w:id="36">
+  <w:comment w:initials="AFVE" w:author="Andrés Felipe Velandia Espitia" w:date="2025-11-10T20:00:00Z" w:id="39">
     <w:p>
       <w:pPr>
         <w:pStyle w:val="Textocomentario"/>
@@ -23781,7 +24009,7 @@
       </w:r>
     </w:p>
   </w:comment>
-  <w:comment w:initials="AFVE" w:author="Andrés Felipe Velandia Espitia" w:date="2025-11-10T20:06:00Z" w:id="37">
+  <w:comment w:initials="AFVE" w:author="Andrés Felipe Velandia Espitia" w:date="2025-11-10T20:06:00Z" w:id="40">
     <w:p>
       <w:pPr>
         <w:pStyle w:val="Textocomentario"/>
@@ -23811,7 +24039,7 @@
       </w:r>
     </w:p>
   </w:comment>
-  <w:comment w:initials="AFVE" w:author="Andrés Felipe Velandia Espitia" w:date="2025-11-10T20:04:00Z" w:id="38">
+  <w:comment w:initials="AFVE" w:author="Andrés Felipe Velandia Espitia" w:date="2025-11-10T20:04:00Z" w:id="41">
     <w:p>
       <w:pPr>
         <w:pStyle w:val="Textocomentario"/>
@@ -23972,7 +24200,7 @@
       </w:r>
     </w:p>
   </w:comment>
-  <w:comment w:initials="AFVE" w:author="Andrés Felipe Velandia Espitia" w:date="2025-11-10T20:37:00Z" w:id="40">
+  <w:comment w:initials="AFVE" w:author="Andrés Felipe Velandia Espitia" w:date="2025-11-10T20:37:00Z" w:id="43">
     <w:p>
       <w:pPr>
         <w:pStyle w:val="Textocomentario"/>
@@ -24005,7 +24233,7 @@
       </w:r>
     </w:p>
   </w:comment>
-  <w:comment w:initials="AFVE" w:author="Andrés Felipe Velandia Espitia" w:date="2025-11-10T20:34:00Z" w:id="41">
+  <w:comment w:initials="AFVE" w:author="Andrés Felipe Velandia Espitia" w:date="2025-11-10T20:34:00Z" w:id="44">
     <w:p>
       <w:pPr>
         <w:pStyle w:val="Textocomentario"/>
@@ -24156,7 +24384,7 @@
       </w:r>
     </w:p>
   </w:comment>
-  <w:comment w:initials="AFVE" w:author="Andrés Felipe Velandia Espitia" w:date="2025-11-10T21:07:00Z" w:id="43">
+  <w:comment w:initials="AFVE" w:author="Andrés Felipe Velandia Espitia" w:date="2025-11-10T21:07:00Z" w:id="46">
     <w:p>
       <w:pPr>
         <w:pStyle w:val="Textocomentario"/>
@@ -24183,7 +24411,7 @@
       </w:r>
     </w:p>
   </w:comment>
-  <w:comment w:initials="AFVE" w:author="Andrés Felipe Velandia Espitia" w:date="2025-11-10T21:01:00Z" w:id="44">
+  <w:comment w:initials="AFVE" w:author="Andrés Felipe Velandia Espitia" w:date="2025-11-10T21:01:00Z" w:id="47">
     <w:p>
       <w:pPr>
         <w:pStyle w:val="Textocomentario"/>
@@ -24275,7 +24503,13 @@
         <w:pStyle w:val="Textocomentario"/>
       </w:pPr>
       <w:r>
-        <w:t>Dolor muscular</w:t>
+        <w:t xml:space="preserve">Dolor </w:t>
+      </w:r>
+      <w:r>
+        <w:t>abdomina</w:t>
+      </w:r>
+      <w:r>
+        <w:t>l</w:t>
       </w:r>
     </w:p>
     <w:p>
@@ -24346,7 +24580,7 @@
       </w:r>
     </w:p>
   </w:comment>
-  <w:comment w:initials="AFVE" w:author="Andrés Felipe Velandia Espitia" w:date="2025-11-10T21:10:00Z" w:id="46">
+  <w:comment w:initials="AFVE" w:author="Andrés Felipe Velandia Espitia" w:date="2025-11-10T21:10:00Z" w:id="49">
     <w:p>
       <w:pPr>
         <w:pStyle w:val="Textocomentario"/>
@@ -24423,7 +24657,7 @@
       </w:r>
     </w:p>
   </w:comment>
-  <w:comment w:initials="AFVE" w:author="Andrés Felipe Velandia Espitia" w:date="2025-11-10T21:30:00Z" w:id="47">
+  <w:comment w:initials="AFVE" w:author="Andrés Felipe Velandia Espitia" w:date="2025-11-10T21:30:00Z" w:id="50">
     <w:p>
       <w:pPr>
         <w:pStyle w:val="Textocomentario"/>
@@ -24460,7 +24694,7 @@
       </w:r>
     </w:p>
   </w:comment>
-  <w:comment w:initials="AFVE" w:author="Andrés Felipe Velandia Espitia" w:date="2025-10-22T00:38:00Z" w:id="50">
+  <w:comment w:initials="AFVE" w:author="Andrés Felipe Velandia Espitia" w:date="2025-10-22T00:38:00Z" w:id="53">
     <w:p>
       <w:pPr>
         <w:pStyle w:val="Textocomentario"/>
@@ -24531,10 +24765,12 @@
   <w15:commentEx w15:paraId="22F9F202" w15:done="0"/>
   <w15:commentEx w15:paraId="384E69D2" w15:done="0"/>
   <w15:commentEx w15:paraId="1A9FF337" w15:done="0"/>
+  <w15:commentEx w15:paraId="3C20AAB9" w15:done="0"/>
   <w15:commentEx w15:paraId="31EF0B7A" w15:done="0"/>
   <w15:commentEx w15:paraId="6BF47F01" w15:done="0"/>
   <w15:commentEx w15:paraId="36BA5F06" w15:done="0"/>
   <w15:commentEx w15:paraId="6DB408CE" w15:done="0"/>
+  <w15:commentEx w15:paraId="3AE8DE89" w15:done="0"/>
   <w15:commentEx w15:paraId="6BDF28D8" w15:done="0"/>
   <w15:commentEx w15:paraId="0BD31465" w15:done="0"/>
   <w15:commentEx w15:paraId="1A88D2C2" w15:done="0"/>
@@ -24542,6 +24778,7 @@
   <w15:commentEx w15:paraId="07184F7B" w15:done="0"/>
   <w15:commentEx w15:paraId="6D008CB7" w15:done="0"/>
   <w15:commentEx w15:paraId="1F89D5C8" w15:done="0"/>
+  <w15:commentEx w15:paraId="3108A922" w15:done="0"/>
   <w15:commentEx w15:paraId="436F40A0" w15:done="0"/>
   <w15:commentEx w15:paraId="3A6C374A" w15:done="0"/>
   <w15:commentEx w15:paraId="3142EDED" w15:done="0"/>
@@ -24570,10 +24807,12 @@
   <w16cex:commentExtensible w16cex:durableId="2CB913B4" w16cex:dateUtc="2025-11-08T05:56:00Z"/>
   <w16cex:commentExtensible w16cex:durableId="2CB915C5" w16cex:dateUtc="2025-11-08T06:05:00Z"/>
   <w16cex:commentExtensible w16cex:durableId="2CB914C8" w16cex:dateUtc="2025-11-08T06:00:00Z"/>
+  <w16cex:commentExtensible w16cex:durableId="2CD1524B" w16cex:dateUtc="2025-11-26T15:17:00Z"/>
   <w16cex:commentExtensible w16cex:durableId="2CBC33B6" w16cex:dateUtc="2025-11-10T14:49:00Z"/>
   <w16cex:commentExtensible w16cex:durableId="2CBC3290" w16cex:dateUtc="2025-11-10T14:44:00Z"/>
   <w16cex:commentExtensible w16cex:durableId="2CBC3606" w16cex:dateUtc="2025-11-10T14:59:00Z"/>
   <w16cex:commentExtensible w16cex:durableId="2CBC3CB8" w16cex:dateUtc="2025-11-10T15:28:00Z"/>
+  <w16cex:commentExtensible w16cex:durableId="2CD1530B" w16cex:dateUtc="2025-11-26T15:20:00Z"/>
   <w16cex:commentExtensible w16cex:durableId="2CBC9C49" w16cex:dateUtc="2025-11-10T22:15:00Z"/>
   <w16cex:commentExtensible w16cex:durableId="2CBC9A89" w16cex:dateUtc="2025-11-10T22:08:00Z"/>
   <w16cex:commentExtensible w16cex:durableId="2CBC9FA4" w16cex:dateUtc="2025-11-10T22:30:00Z"/>
@@ -24581,6 +24820,7 @@
   <w16cex:commentExtensible w16cex:durableId="2CBCA0A0" w16cex:dateUtc="2025-11-10T22:34:00Z"/>
   <w16cex:commentExtensible w16cex:durableId="2CBCA073" w16cex:dateUtc="2025-11-10T22:33:00Z"/>
   <w16cex:commentExtensible w16cex:durableId="2CBCA0D9" w16cex:dateUtc="2025-11-10T22:35:00Z"/>
+  <w16cex:commentExtensible w16cex:durableId="2CD153E8" w16cex:dateUtc="2025-11-26T15:24:00Z"/>
   <w16cex:commentExtensible w16cex:durableId="2CBCA5F8" w16cex:dateUtc="2025-11-10T22:57:00Z"/>
   <w16cex:commentExtensible w16cex:durableId="2CBCA393" w16cex:dateUtc="2025-11-10T22:46:00Z"/>
   <w16cex:commentExtensible w16cex:durableId="2CBCA884" w16cex:dateUtc="2025-11-10T23:08:00Z"/>
@@ -24609,10 +24849,12 @@
   <w16cid:commentId w16cid:paraId="22F9F202" w16cid:durableId="2CB913B4"/>
   <w16cid:commentId w16cid:paraId="384E69D2" w16cid:durableId="2CB915C5"/>
   <w16cid:commentId w16cid:paraId="1A9FF337" w16cid:durableId="2CB914C8"/>
+  <w16cid:commentId w16cid:paraId="3C20AAB9" w16cid:durableId="2CD1524B"/>
   <w16cid:commentId w16cid:paraId="31EF0B7A" w16cid:durableId="2CBC33B6"/>
   <w16cid:commentId w16cid:paraId="6BF47F01" w16cid:durableId="2CBC3290"/>
   <w16cid:commentId w16cid:paraId="36BA5F06" w16cid:durableId="2CBC3606"/>
   <w16cid:commentId w16cid:paraId="6DB408CE" w16cid:durableId="2CBC3CB8"/>
+  <w16cid:commentId w16cid:paraId="3AE8DE89" w16cid:durableId="2CD1530B"/>
   <w16cid:commentId w16cid:paraId="6BDF28D8" w16cid:durableId="2CBC9C49"/>
   <w16cid:commentId w16cid:paraId="0BD31465" w16cid:durableId="2CBC9A89"/>
   <w16cid:commentId w16cid:paraId="1A88D2C2" w16cid:durableId="2CBC9FA4"/>
@@ -24620,6 +24862,7 @@
   <w16cid:commentId w16cid:paraId="07184F7B" w16cid:durableId="2CBCA0A0"/>
   <w16cid:commentId w16cid:paraId="6D008CB7" w16cid:durableId="2CBCA073"/>
   <w16cid:commentId w16cid:paraId="1F89D5C8" w16cid:durableId="2CBCA0D9"/>
+  <w16cid:commentId w16cid:paraId="3108A922" w16cid:durableId="2CD153E8"/>
   <w16cid:commentId w16cid:paraId="436F40A0" w16cid:durableId="2CBCA5F8"/>
   <w16cid:commentId w16cid:paraId="3A6C374A" w16cid:durableId="2CBCA393"/>
   <w16cid:commentId w16cid:paraId="3142EDED" w16cid:durableId="2CBCA884"/>
@@ -40415,6 +40658,13 @@
     <w:pitch w:val="variable"/>
     <w:sig w:usb0="E0002EFF" w:usb1="C000785B" w:usb2="00000009" w:usb3="00000000" w:csb0="000001FF" w:csb1="00000000"/>
   </w:font>
+  <w:font w:name="Segoe UI">
+    <w:panose1 w:val="020B0502040204020203"/>
+    <w:charset w:val="00"/>
+    <w:family w:val="swiss"/>
+    <w:pitch w:val="variable"/>
+    <w:sig w:usb0="E4002EFF" w:usb1="C000E47F" w:usb2="00000009" w:usb3="00000000" w:csb0="000001FF" w:csb1="00000000"/>
+  </w:font>
   <w:font w:name="Calibri Light">
     <w:panose1 w:val="020F0302020204030204"/>
     <w:charset w:val="00"/>
@@ -40451,10 +40701,12 @@
     <w:rsid w:val="00350AB7"/>
     <w:rsid w:val="0036360E"/>
     <w:rsid w:val="00473C25"/>
+    <w:rsid w:val="00480B6B"/>
     <w:rsid w:val="0068222C"/>
     <w:rsid w:val="0079615E"/>
     <w:rsid w:val="007E31A8"/>
     <w:rsid w:val="00864840"/>
+    <w:rsid w:val="00912272"/>
     <w:rsid w:val="00923C65"/>
     <w:rsid w:val="00927BB9"/>
     <w:rsid w:val="0093562B"/>
@@ -40470,6 +40722,7 @@
     <w:rsid w:val="00CE49EB"/>
     <w:rsid w:val="00D47493"/>
     <w:rsid w:val="00DF41F0"/>
+    <w:rsid w:val="00E12F71"/>
     <w:rsid w:val="00E24202"/>
     <w:rsid w:val="00F26B4C"/>
     <w:rsid w:val="00F81A57"/>
@@ -41292,6 +41545,233 @@
 </file>
 
 <file path=customXml/item1.xml><?xml version="1.0" encoding="utf-8"?>
+<ct:contentTypeSchema xmlns:ct="http://schemas.microsoft.com/office/2006/metadata/contentType" xmlns:ma="http://schemas.microsoft.com/office/2006/metadata/properties/metaAttributes" ct:_="" ma:_="" ma:contentTypeName="Documento" ma:contentTypeID="0x010100FD531872C7CE554584EF00C37E403D8B" ma:contentTypeVersion="12" ma:contentTypeDescription="Crear nuevo documento." ma:contentTypeScope="" ma:versionID="31ec82868ee9b6bc1821db441fdafaf4">
+  <xsd:schema xmlns:xsd="http://www.w3.org/2001/XMLSchema" xmlns:xs="http://www.w3.org/2001/XMLSchema" xmlns:p="http://schemas.microsoft.com/office/2006/metadata/properties" xmlns:ns2="2b6b437a-5846-4934-ac66-7de06297595b" xmlns:ns3="2c0ff4f8-6664-4eb8-8bb0-965f2536cb1b" targetNamespace="http://schemas.microsoft.com/office/2006/metadata/properties" ma:root="true" ma:fieldsID="dfd02cd6e973274cdf3c9f2822ea5e9d" ns2:_="" ns3:_="">
+    <xsd:import namespace="2b6b437a-5846-4934-ac66-7de06297595b"/>
+    <xsd:import namespace="2c0ff4f8-6664-4eb8-8bb0-965f2536cb1b"/>
+    <xsd:element name="properties">
+      <xsd:complexType>
+        <xsd:sequence>
+          <xsd:element name="documentManagement">
+            <xsd:complexType>
+              <xsd:all>
+                <xsd:element ref="ns2:MediaServiceMetadata" minOccurs="0"/>
+                <xsd:element ref="ns2:MediaServiceFastMetadata" minOccurs="0"/>
+                <xsd:element ref="ns2:MediaServiceSearchProperties" minOccurs="0"/>
+                <xsd:element ref="ns2:MediaServiceDateTaken" minOccurs="0"/>
+                <xsd:element ref="ns2:lcf76f155ced4ddcb4097134ff3c332f" minOccurs="0"/>
+                <xsd:element ref="ns3:TaxCatchAll" minOccurs="0"/>
+                <xsd:element ref="ns2:MediaServiceOCR" minOccurs="0"/>
+                <xsd:element ref="ns2:MediaServiceGenerationTime" minOccurs="0"/>
+                <xsd:element ref="ns2:MediaServiceEventHashCode" minOccurs="0"/>
+                <xsd:element ref="ns2:MediaLengthInSeconds" minOccurs="0"/>
+                <xsd:element ref="ns2:MediaServiceLocation" minOccurs="0"/>
+              </xsd:all>
+            </xsd:complexType>
+          </xsd:element>
+        </xsd:sequence>
+      </xsd:complexType>
+    </xsd:element>
+  </xsd:schema>
+  <xsd:schema xmlns:xsd="http://www.w3.org/2001/XMLSchema" xmlns:xs="http://www.w3.org/2001/XMLSchema" xmlns:dms="http://schemas.microsoft.com/office/2006/documentManagement/types" xmlns:pc="http://schemas.microsoft.com/office/infopath/2007/PartnerControls" targetNamespace="2b6b437a-5846-4934-ac66-7de06297595b" elementFormDefault="qualified">
+    <xsd:import namespace="http://schemas.microsoft.com/office/2006/documentManagement/types"/>
+    <xsd:import namespace="http://schemas.microsoft.com/office/infopath/2007/PartnerControls"/>
+    <xsd:element name="MediaServiceMetadata" ma:index="8" nillable="true" ma:displayName="MediaServiceMetadata" ma:hidden="true" ma:internalName="MediaServiceMetadata" ma:readOnly="true">
+      <xsd:simpleType>
+        <xsd:restriction base="dms:Note"/>
+      </xsd:simpleType>
+    </xsd:element>
+    <xsd:element name="MediaServiceFastMetadata" ma:index="9" nillable="true" ma:displayName="MediaServiceFastMetadata" ma:hidden="true" ma:internalName="MediaServiceFastMetadata" ma:readOnly="true">
+      <xsd:simpleType>
+        <xsd:restriction base="dms:Note"/>
+      </xsd:simpleType>
+    </xsd:element>
+    <xsd:element name="MediaServiceSearchProperties" ma:index="10" nillable="true" ma:displayName="MediaServiceSearchProperties" ma:hidden="true" ma:internalName="MediaServiceSearchProperties" ma:readOnly="true">
+      <xsd:simpleType>
+        <xsd:restriction base="dms:Note"/>
+      </xsd:simpleType>
+    </xsd:element>
+    <xsd:element name="MediaServiceDateTaken" ma:index="11" nillable="true" ma:displayName="MediaServiceDateTaken" ma:hidden="true" ma:indexed="true" ma:internalName="MediaServiceDateTaken" ma:readOnly="true">
+      <xsd:simpleType>
+        <xsd:restriction base="dms:Text"/>
+      </xsd:simpleType>
+    </xsd:element>
+    <xsd:element name="lcf76f155ced4ddcb4097134ff3c332f" ma:index="13" nillable="true" ma:taxonomy="true" ma:internalName="lcf76f155ced4ddcb4097134ff3c332f" ma:taxonomyFieldName="MediaServiceImageTags" ma:displayName="Etiquetas de imagen" ma:readOnly="false" ma:fieldId="{5cf76f15-5ced-4ddc-b409-7134ff3c332f}" ma:taxonomyMulti="true" ma:sspId="d33c8c81-5745-4931-bcc4-c2aeafe86780" ma:termSetId="09814cd3-568e-fe90-9814-8d621ff8fb84" ma:anchorId="fba54fb3-c3e1-fe81-a776-ca4b69148c4d" ma:open="true" ma:isKeyword="false">
+      <xsd:complexType>
+        <xsd:sequence>
+          <xsd:element ref="pc:Terms" minOccurs="0" maxOccurs="1"/>
+        </xsd:sequence>
+      </xsd:complexType>
+    </xsd:element>
+    <xsd:element name="MediaServiceOCR" ma:index="15" nillable="true" ma:displayName="Extracted Text" ma:internalName="MediaServiceOCR" ma:readOnly="true">
+      <xsd:simpleType>
+        <xsd:restriction base="dms:Note">
+          <xsd:maxLength value="255"/>
+        </xsd:restriction>
+      </xsd:simpleType>
+    </xsd:element>
+    <xsd:element name="MediaServiceGenerationTime" ma:index="16" nillable="true" ma:displayName="MediaServiceGenerationTime" ma:hidden="true" ma:internalName="MediaServiceGenerationTime" ma:readOnly="true">
+      <xsd:simpleType>
+        <xsd:restriction base="dms:Text"/>
+      </xsd:simpleType>
+    </xsd:element>
+    <xsd:element name="MediaServiceEventHashCode" ma:index="17" nillable="true" ma:displayName="MediaServiceEventHashCode" ma:hidden="true" ma:internalName="MediaServiceEventHashCode" ma:readOnly="true">
+      <xsd:simpleType>
+        <xsd:restriction base="dms:Text"/>
+      </xsd:simpleType>
+    </xsd:element>
+    <xsd:element name="MediaLengthInSeconds" ma:index="18" nillable="true" ma:displayName="MediaLengthInSeconds" ma:hidden="true" ma:internalName="MediaLengthInSeconds" ma:readOnly="true">
+      <xsd:simpleType>
+        <xsd:restriction base="dms:Unknown"/>
+      </xsd:simpleType>
+    </xsd:element>
+    <xsd:element name="MediaServiceLocation" ma:index="19" nillable="true" ma:displayName="Location" ma:indexed="true" ma:internalName="MediaServiceLocation" ma:readOnly="true">
+      <xsd:simpleType>
+        <xsd:restriction base="dms:Text"/>
+      </xsd:simpleType>
+    </xsd:element>
+  </xsd:schema>
+  <xsd:schema xmlns:xsd="http://www.w3.org/2001/XMLSchema" xmlns:xs="http://www.w3.org/2001/XMLSchema" xmlns:dms="http://schemas.microsoft.com/office/2006/documentManagement/types" xmlns:pc="http://schemas.microsoft.com/office/infopath/2007/PartnerControls" targetNamespace="2c0ff4f8-6664-4eb8-8bb0-965f2536cb1b" elementFormDefault="qualified">
+    <xsd:import namespace="http://schemas.microsoft.com/office/2006/documentManagement/types"/>
+    <xsd:import namespace="http://schemas.microsoft.com/office/infopath/2007/PartnerControls"/>
+    <xsd:element name="TaxCatchAll" ma:index="14" nillable="true" ma:displayName="Taxonomy Catch All Column" ma:hidden="true" ma:list="{b1b51f16-9315-4d91-a842-b6a7513aaa38}" ma:internalName="TaxCatchAll" ma:showField="CatchAllData" ma:web="2c0ff4f8-6664-4eb8-8bb0-965f2536cb1b">
+      <xsd:complexType>
+        <xsd:complexContent>
+          <xsd:extension base="dms:MultiChoiceLookup">
+            <xsd:sequence>
+              <xsd:element name="Value" type="dms:Lookup" maxOccurs="unbounded" minOccurs="0" nillable="true"/>
+            </xsd:sequence>
+          </xsd:extension>
+        </xsd:complexContent>
+      </xsd:complexType>
+    </xsd:element>
+  </xsd:schema>
+  <xsd:schema xmlns="http://schemas.openxmlformats.org/package/2006/metadata/core-properties" xmlns:xsd="http://www.w3.org/2001/XMLSchema" xmlns:xsi="http://www.w3.org/2001/XMLSchema-instance" xmlns:dc="http://purl.org/dc/elements/1.1/" xmlns:dcterms="http://purl.org/dc/terms/" xmlns:odoc="http://schemas.microsoft.com/internal/obd" targetNamespace="http://schemas.openxmlformats.org/package/2006/metadata/core-properties" elementFormDefault="qualified" attributeFormDefault="unqualified" blockDefault="#all">
+    <xsd:import namespace="http://purl.org/dc/elements/1.1/" schemaLocation="http://dublincore.org/schemas/xmls/qdc/2003/04/02/dc.xsd"/>
+    <xsd:import namespace="http://purl.org/dc/terms/" schemaLocation="http://dublincore.org/schemas/xmls/qdc/2003/04/02/dcterms.xsd"/>
+    <xsd:element name="coreProperties" type="CT_coreProperties"/>
+    <xsd:complexType name="CT_coreProperties">
+      <xsd:all>
+        <xsd:element ref="dc:creator" minOccurs="0" maxOccurs="1"/>
+        <xsd:element ref="dcterms:created" minOccurs="0" maxOccurs="1"/>
+        <xsd:element ref="dc:identifier" minOccurs="0" maxOccurs="1"/>
+        <xsd:element name="contentType" minOccurs="0" maxOccurs="1" type="xsd:string" ma:index="0" ma:displayName="Tipo de contenido"/>
+        <xsd:element ref="dc:title" minOccurs="0" maxOccurs="1" ma:index="4" ma:displayName="Título"/>
+        <xsd:element ref="dc:subject" minOccurs="0" maxOccurs="1"/>
+        <xsd:element ref="dc:description" minOccurs="0" maxOccurs="1"/>
+        <xsd:element name="keywords" minOccurs="0" maxOccurs="1" type="xsd:string"/>
+        <xsd:element ref="dc:language" minOccurs="0" maxOccurs="1"/>
+        <xsd:element name="category" minOccurs="0" maxOccurs="1" type="xsd:string"/>
+        <xsd:element name="version" minOccurs="0" maxOccurs="1" type="xsd:string"/>
+        <xsd:element name="revision" minOccurs="0" maxOccurs="1" type="xsd:string">
+          <xsd:annotation>
+            <xsd:documentation>
+                        This value indicates the number of saves or revisions. The application is responsible for updating this value after each revision.
+                    </xsd:documentation>
+          </xsd:annotation>
+        </xsd:element>
+        <xsd:element name="lastModifiedBy" minOccurs="0" maxOccurs="1" type="xsd:string"/>
+        <xsd:element ref="dcterms:modified" minOccurs="0" maxOccurs="1"/>
+        <xsd:element name="contentStatus" minOccurs="0" maxOccurs="1" type="xsd:string"/>
+      </xsd:all>
+    </xsd:complexType>
+  </xsd:schema>
+  <xs:schema xmlns:pc="http://schemas.microsoft.com/office/infopath/2007/PartnerControls" xmlns:xs="http://www.w3.org/2001/XMLSchema" targetNamespace="http://schemas.microsoft.com/office/infopath/2007/PartnerControls" elementFormDefault="qualified" attributeFormDefault="unqualified">
+    <xs:element name="Person">
+      <xs:complexType>
+        <xs:sequence>
+          <xs:element ref="pc:DisplayName" minOccurs="0"/>
+          <xs:element ref="pc:AccountId" minOccurs="0"/>
+          <xs:element ref="pc:AccountType" minOccurs="0"/>
+        </xs:sequence>
+      </xs:complexType>
+    </xs:element>
+    <xs:element name="DisplayName" type="xs:string"/>
+    <xs:element name="AccountId" type="xs:string"/>
+    <xs:element name="AccountType" type="xs:string"/>
+    <xs:element name="BDCAssociatedEntity">
+      <xs:complexType>
+        <xs:sequence>
+          <xs:element ref="pc:BDCEntity" minOccurs="0" maxOccurs="unbounded"/>
+        </xs:sequence>
+        <xs:attribute ref="pc:EntityNamespace"/>
+        <xs:attribute ref="pc:EntityName"/>
+        <xs:attribute ref="pc:SystemInstanceName"/>
+        <xs:attribute ref="pc:AssociationName"/>
+      </xs:complexType>
+    </xs:element>
+    <xs:attribute name="EntityNamespace" type="xs:string"/>
+    <xs:attribute name="EntityName" type="xs:string"/>
+    <xs:attribute name="SystemInstanceName" type="xs:string"/>
+    <xs:attribute name="AssociationName" type="xs:string"/>
+    <xs:element name="BDCEntity">
+      <xs:complexType>
+        <xs:sequence>
+          <xs:element ref="pc:EntityDisplayName" minOccurs="0"/>
+          <xs:element ref="pc:EntityInstanceReference" minOccurs="0"/>
+          <xs:element ref="pc:EntityId1" minOccurs="0"/>
+          <xs:element ref="pc:EntityId2" minOccurs="0"/>
+          <xs:element ref="pc:EntityId3" minOccurs="0"/>
+          <xs:element ref="pc:EntityId4" minOccurs="0"/>
+          <xs:element ref="pc:EntityId5" minOccurs="0"/>
+        </xs:sequence>
+      </xs:complexType>
+    </xs:element>
+    <xs:element name="EntityDisplayName" type="xs:string"/>
+    <xs:element name="EntityInstanceReference" type="xs:string"/>
+    <xs:element name="EntityId1" type="xs:string"/>
+    <xs:element name="EntityId2" type="xs:string"/>
+    <xs:element name="EntityId3" type="xs:string"/>
+    <xs:element name="EntityId4" type="xs:string"/>
+    <xs:element name="EntityId5" type="xs:string"/>
+    <xs:element name="Terms">
+      <xs:complexType>
+        <xs:sequence>
+          <xs:element ref="pc:TermInfo" minOccurs="0" maxOccurs="unbounded"/>
+        </xs:sequence>
+      </xs:complexType>
+    </xs:element>
+    <xs:element name="TermInfo">
+      <xs:complexType>
+        <xs:sequence>
+          <xs:element ref="pc:TermName" minOccurs="0"/>
+          <xs:element ref="pc:TermId" minOccurs="0"/>
+        </xs:sequence>
+      </xs:complexType>
+    </xs:element>
+    <xs:element name="TermName" type="xs:string"/>
+    <xs:element name="TermId" type="xs:string"/>
+  </xs:schema>
+</ct:contentTypeSchema>
+</file>
+
+<file path=customXml/item2.xml><?xml version="1.0" encoding="utf-8"?>
+<p:properties xmlns:p="http://schemas.microsoft.com/office/2006/metadata/properties" xmlns:xsi="http://www.w3.org/2001/XMLSchema-instance" xmlns:pc="http://schemas.microsoft.com/office/infopath/2007/PartnerControls">
+  <documentManagement>
+    <TaxCatchAll xmlns="2c0ff4f8-6664-4eb8-8bb0-965f2536cb1b" xsi:nil="true"/>
+    <lcf76f155ced4ddcb4097134ff3c332f xmlns="2b6b437a-5846-4934-ac66-7de06297595b">
+      <Terms xmlns="http://schemas.microsoft.com/office/infopath/2007/PartnerControls"/>
+    </lcf76f155ced4ddcb4097134ff3c332f>
+  </documentManagement>
+</p:properties>
+</file>
+
+<file path=customXml/item3.xml><?xml version="1.0" encoding="utf-8"?>
+<?mso-contentType ?>
+<FormTemplates xmlns="http://schemas.microsoft.com/sharepoint/v3/contenttype/forms">
+  <Display>DocumentLibraryForm</Display>
+  <Edit>DocumentLibraryForm</Edit>
+  <New>DocumentLibraryForm</New>
+</FormTemplates>
+</file>
+
+<file path=customXml/item4.xml><?xml version="1.0" encoding="utf-8"?>
+<go:gDocsCustomXmlDataStorage xmlns:go="http://customooxmlschemas.google.com/" xmlns:r="http://schemas.openxmlformats.org/officeDocument/2006/relationships">
+  <go:docsCustomData xmlns:go="http://customooxmlschemas.google.com/" roundtripDataSignature="AMtx7mgVwfTnThMJ3osM2v0+q+LoagmeAQ==">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</go:docsCustomData>
+</go:gDocsCustomXmlDataStorage>
+</file>
+
+<file path=customXml/item5.xml><?xml version="1.0" encoding="utf-8"?>
 <b:Sources xmlns:b="http://schemas.openxmlformats.org/officeDocument/2006/bibliography" xmlns="http://schemas.openxmlformats.org/officeDocument/2006/bibliography" SelectedStyle="\APASixthEditionOfficeOnline.xsl" StyleName="APA" Version="6">
   <b:Source>
     <b:Tag>Nic01</b:Tag>
@@ -41636,246 +42116,17 @@
 </b:Sources>
 </file>
 
-<file path=customXml/item2.xml><?xml version="1.0" encoding="utf-8"?>
-<go:gDocsCustomXmlDataStorage xmlns:go="http://customooxmlschemas.google.com/" xmlns:r="http://schemas.openxmlformats.org/officeDocument/2006/relationships">
-  <go:docsCustomData xmlns:go="http://customooxmlschemas.google.com/" roundtripDataSignature="AMtx7mgVwfTnThMJ3osM2v0+q+LoagmeAQ==">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</go:docsCustomData>
-</go:gDocsCustomXmlDataStorage>
-</file>
-
-<file path=customXml/item3.xml><?xml version="1.0" encoding="utf-8"?>
-<?mso-contentType ?>
-<FormTemplates xmlns="http://schemas.microsoft.com/sharepoint/v3/contenttype/forms">
-  <Display>DocumentLibraryForm</Display>
-  <Edit>DocumentLibraryForm</Edit>
-  <New>DocumentLibraryForm</New>
-</FormTemplates>
-</file>
-
-<file path=customXml/item4.xml><?xml version="1.0" encoding="utf-8"?>
-<p:properties xmlns:p="http://schemas.microsoft.com/office/2006/metadata/properties" xmlns:xsi="http://www.w3.org/2001/XMLSchema-instance" xmlns:pc="http://schemas.microsoft.com/office/infopath/2007/PartnerControls">
-  <documentManagement>
-    <TaxCatchAll xmlns="2c0ff4f8-6664-4eb8-8bb0-965f2536cb1b" xsi:nil="true"/>
-    <lcf76f155ced4ddcb4097134ff3c332f xmlns="2b6b437a-5846-4934-ac66-7de06297595b">
-      <Terms xmlns="http://schemas.microsoft.com/office/infopath/2007/PartnerControls"/>
-    </lcf76f155ced4ddcb4097134ff3c332f>
-  </documentManagement>
-</p:properties>
-</file>
-
-<file path=customXml/item5.xml><?xml version="1.0" encoding="utf-8"?>
-<ct:contentTypeSchema xmlns:ct="http://schemas.microsoft.com/office/2006/metadata/contentType" xmlns:ma="http://schemas.microsoft.com/office/2006/metadata/properties/metaAttributes" ct:_="" ma:_="" ma:contentTypeName="Documento" ma:contentTypeID="0x010100FD531872C7CE554584EF00C37E403D8B" ma:contentTypeVersion="12" ma:contentTypeDescription="Crear nuevo documento." ma:contentTypeScope="" ma:versionID="64d59db2c65f584ab64846880a6453ab">
-  <xsd:schema xmlns:xsd="http://www.w3.org/2001/XMLSchema" xmlns:xs="http://www.w3.org/2001/XMLSchema" xmlns:p="http://schemas.microsoft.com/office/2006/metadata/properties" xmlns:ns2="2b6b437a-5846-4934-ac66-7de06297595b" xmlns:ns3="2c0ff4f8-6664-4eb8-8bb0-965f2536cb1b" targetNamespace="http://schemas.microsoft.com/office/2006/metadata/properties" ma:root="true" ma:fieldsID="6db0ecfdee2c25a275df86ee96baed0f" ns2:_="" ns3:_="">
-    <xsd:import namespace="2b6b437a-5846-4934-ac66-7de06297595b"/>
-    <xsd:import namespace="2c0ff4f8-6664-4eb8-8bb0-965f2536cb1b"/>
-    <xsd:element name="properties">
-      <xsd:complexType>
-        <xsd:sequence>
-          <xsd:element name="documentManagement">
-            <xsd:complexType>
-              <xsd:all>
-                <xsd:element ref="ns2:MediaServiceMetadata" minOccurs="0"/>
-                <xsd:element ref="ns2:MediaServiceFastMetadata" minOccurs="0"/>
-                <xsd:element ref="ns2:MediaServiceSearchProperties" minOccurs="0"/>
-                <xsd:element ref="ns2:MediaServiceDateTaken" minOccurs="0"/>
-                <xsd:element ref="ns2:lcf76f155ced4ddcb4097134ff3c332f" minOccurs="0"/>
-                <xsd:element ref="ns3:TaxCatchAll" minOccurs="0"/>
-                <xsd:element ref="ns2:MediaServiceOCR" minOccurs="0"/>
-                <xsd:element ref="ns2:MediaServiceGenerationTime" minOccurs="0"/>
-                <xsd:element ref="ns2:MediaServiceEventHashCode" minOccurs="0"/>
-                <xsd:element ref="ns2:MediaLengthInSeconds" minOccurs="0"/>
-                <xsd:element ref="ns2:MediaServiceLocation" minOccurs="0"/>
-              </xsd:all>
-            </xsd:complexType>
-          </xsd:element>
-        </xsd:sequence>
-      </xsd:complexType>
-    </xsd:element>
-  </xsd:schema>
-  <xsd:schema xmlns:xsd="http://www.w3.org/2001/XMLSchema" xmlns:xs="http://www.w3.org/2001/XMLSchema" xmlns:dms="http://schemas.microsoft.com/office/2006/documentManagement/types" xmlns:pc="http://schemas.microsoft.com/office/infopath/2007/PartnerControls" targetNamespace="2b6b437a-5846-4934-ac66-7de06297595b" elementFormDefault="qualified">
-    <xsd:import namespace="http://schemas.microsoft.com/office/2006/documentManagement/types"/>
-    <xsd:import namespace="http://schemas.microsoft.com/office/infopath/2007/PartnerControls"/>
-    <xsd:element name="MediaServiceMetadata" ma:index="8" nillable="true" ma:displayName="MediaServiceMetadata" ma:hidden="true" ma:internalName="MediaServiceMetadata" ma:readOnly="true">
-      <xsd:simpleType>
-        <xsd:restriction base="dms:Note"/>
-      </xsd:simpleType>
-    </xsd:element>
-    <xsd:element name="MediaServiceFastMetadata" ma:index="9" nillable="true" ma:displayName="MediaServiceFastMetadata" ma:hidden="true" ma:internalName="MediaServiceFastMetadata" ma:readOnly="true">
-      <xsd:simpleType>
-        <xsd:restriction base="dms:Note"/>
-      </xsd:simpleType>
-    </xsd:element>
-    <xsd:element name="MediaServiceSearchProperties" ma:index="10" nillable="true" ma:displayName="MediaServiceSearchProperties" ma:hidden="true" ma:internalName="MediaServiceSearchProperties" ma:readOnly="true">
-      <xsd:simpleType>
-        <xsd:restriction base="dms:Note"/>
-      </xsd:simpleType>
-    </xsd:element>
-    <xsd:element name="MediaServiceDateTaken" ma:index="11" nillable="true" ma:displayName="MediaServiceDateTaken" ma:hidden="true" ma:indexed="true" ma:internalName="MediaServiceDateTaken" ma:readOnly="true">
-      <xsd:simpleType>
-        <xsd:restriction base="dms:Text"/>
-      </xsd:simpleType>
-    </xsd:element>
-    <xsd:element name="lcf76f155ced4ddcb4097134ff3c332f" ma:index="13" nillable="true" ma:taxonomy="true" ma:internalName="lcf76f155ced4ddcb4097134ff3c332f" ma:taxonomyFieldName="MediaServiceImageTags" ma:displayName="Etiquetas de imagen" ma:readOnly="false" ma:fieldId="{5cf76f15-5ced-4ddc-b409-7134ff3c332f}" ma:taxonomyMulti="true" ma:sspId="d33c8c81-5745-4931-bcc4-c2aeafe86780" ma:termSetId="09814cd3-568e-fe90-9814-8d621ff8fb84" ma:anchorId="fba54fb3-c3e1-fe81-a776-ca4b69148c4d" ma:open="true" ma:isKeyword="false">
-      <xsd:complexType>
-        <xsd:sequence>
-          <xsd:element ref="pc:Terms" minOccurs="0" maxOccurs="1"/>
-        </xsd:sequence>
-      </xsd:complexType>
-    </xsd:element>
-    <xsd:element name="MediaServiceOCR" ma:index="15" nillable="true" ma:displayName="Extracted Text" ma:internalName="MediaServiceOCR" ma:readOnly="true">
-      <xsd:simpleType>
-        <xsd:restriction base="dms:Note">
-          <xsd:maxLength value="255"/>
-        </xsd:restriction>
-      </xsd:simpleType>
-    </xsd:element>
-    <xsd:element name="MediaServiceGenerationTime" ma:index="16" nillable="true" ma:displayName="MediaServiceGenerationTime" ma:hidden="true" ma:internalName="MediaServiceGenerationTime" ma:readOnly="true">
-      <xsd:simpleType>
-        <xsd:restriction base="dms:Text"/>
-      </xsd:simpleType>
-    </xsd:element>
-    <xsd:element name="MediaServiceEventHashCode" ma:index="17" nillable="true" ma:displayName="MediaServiceEventHashCode" ma:hidden="true" ma:internalName="MediaServiceEventHashCode" ma:readOnly="true">
-      <xsd:simpleType>
-        <xsd:restriction base="dms:Text"/>
-      </xsd:simpleType>
-    </xsd:element>
-    <xsd:element name="MediaLengthInSeconds" ma:index="18" nillable="true" ma:displayName="MediaLengthInSeconds" ma:hidden="true" ma:internalName="MediaLengthInSeconds" ma:readOnly="true">
-      <xsd:simpleType>
-        <xsd:restriction base="dms:Unknown"/>
-      </xsd:simpleType>
-    </xsd:element>
-    <xsd:element name="MediaServiceLocation" ma:index="19" nillable="true" ma:displayName="Location" ma:indexed="true" ma:internalName="MediaServiceLocation" ma:readOnly="true">
-      <xsd:simpleType>
-        <xsd:restriction base="dms:Text"/>
-      </xsd:simpleType>
-    </xsd:element>
-  </xsd:schema>
-  <xsd:schema xmlns:xsd="http://www.w3.org/2001/XMLSchema" xmlns:xs="http://www.w3.org/2001/XMLSchema" xmlns:dms="http://schemas.microsoft.com/office/2006/documentManagement/types" xmlns:pc="http://schemas.microsoft.com/office/infopath/2007/PartnerControls" targetNamespace="2c0ff4f8-6664-4eb8-8bb0-965f2536cb1b" elementFormDefault="qualified">
-    <xsd:import namespace="http://schemas.microsoft.com/office/2006/documentManagement/types"/>
-    <xsd:import namespace="http://schemas.microsoft.com/office/infopath/2007/PartnerControls"/>
-    <xsd:element name="TaxCatchAll" ma:index="14" nillable="true" ma:displayName="Taxonomy Catch All Column" ma:hidden="true" ma:list="{b1b51f16-9315-4d91-a842-b6a7513aaa38}" ma:internalName="TaxCatchAll" ma:showField="CatchAllData" ma:web="2c0ff4f8-6664-4eb8-8bb0-965f2536cb1b">
-      <xsd:complexType>
-        <xsd:complexContent>
-          <xsd:extension base="dms:MultiChoiceLookup">
-            <xsd:sequence>
-              <xsd:element name="Value" type="dms:Lookup" maxOccurs="unbounded" minOccurs="0" nillable="true"/>
-            </xsd:sequence>
-          </xsd:extension>
-        </xsd:complexContent>
-      </xsd:complexType>
-    </xsd:element>
-  </xsd:schema>
-  <xsd:schema xmlns="http://schemas.openxmlformats.org/package/2006/metadata/core-properties" xmlns:xsd="http://www.w3.org/2001/XMLSchema" xmlns:xsi="http://www.w3.org/2001/XMLSchema-instance" xmlns:dc="http://purl.org/dc/elements/1.1/" xmlns:dcterms="http://purl.org/dc/terms/" xmlns:odoc="http://schemas.microsoft.com/internal/obd" targetNamespace="http://schemas.openxmlformats.org/package/2006/metadata/core-properties" elementFormDefault="qualified" attributeFormDefault="unqualified" blockDefault="#all">
-    <xsd:import namespace="http://purl.org/dc/elements/1.1/" schemaLocation="http://dublincore.org/schemas/xmls/qdc/2003/04/02/dc.xsd"/>
-    <xsd:import namespace="http://purl.org/dc/terms/" schemaLocation="http://dublincore.org/schemas/xmls/qdc/2003/04/02/dcterms.xsd"/>
-    <xsd:element name="coreProperties" type="CT_coreProperties"/>
-    <xsd:complexType name="CT_coreProperties">
-      <xsd:all>
-        <xsd:element ref="dc:creator" minOccurs="0" maxOccurs="1"/>
-        <xsd:element ref="dcterms:created" minOccurs="0" maxOccurs="1"/>
-        <xsd:element ref="dc:identifier" minOccurs="0" maxOccurs="1"/>
-        <xsd:element name="contentType" minOccurs="0" maxOccurs="1" type="xsd:string" ma:index="0" ma:displayName="Tipo de contenido"/>
-        <xsd:element ref="dc:title" minOccurs="0" maxOccurs="1" ma:index="4" ma:displayName="Título"/>
-        <xsd:element ref="dc:subject" minOccurs="0" maxOccurs="1"/>
-        <xsd:element ref="dc:description" minOccurs="0" maxOccurs="1"/>
-        <xsd:element name="keywords" minOccurs="0" maxOccurs="1" type="xsd:string"/>
-        <xsd:element ref="dc:language" minOccurs="0" maxOccurs="1"/>
-        <xsd:element name="category" minOccurs="0" maxOccurs="1" type="xsd:string"/>
-        <xsd:element name="version" minOccurs="0" maxOccurs="1" type="xsd:string"/>
-        <xsd:element name="revision" minOccurs="0" maxOccurs="1" type="xsd:string">
-          <xsd:annotation>
-            <xsd:documentation>
-                        This value indicates the number of saves or revisions. The application is responsible for updating this value after each revision.
-                    </xsd:documentation>
-          </xsd:annotation>
-        </xsd:element>
-        <xsd:element name="lastModifiedBy" minOccurs="0" maxOccurs="1" type="xsd:string"/>
-        <xsd:element ref="dcterms:modified" minOccurs="0" maxOccurs="1"/>
-        <xsd:element name="contentStatus" minOccurs="0" maxOccurs="1" type="xsd:string"/>
-      </xsd:all>
-    </xsd:complexType>
-  </xsd:schema>
-  <xs:schema xmlns:pc="http://schemas.microsoft.com/office/infopath/2007/PartnerControls" xmlns:xs="http://www.w3.org/2001/XMLSchema" targetNamespace="http://schemas.microsoft.com/office/infopath/2007/PartnerControls" elementFormDefault="qualified" attributeFormDefault="unqualified">
-    <xs:element name="Person">
-      <xs:complexType>
-        <xs:sequence>
-          <xs:element ref="pc:DisplayName" minOccurs="0"/>
-          <xs:element ref="pc:AccountId" minOccurs="0"/>
-          <xs:element ref="pc:AccountType" minOccurs="0"/>
-        </xs:sequence>
-      </xs:complexType>
-    </xs:element>
-    <xs:element name="DisplayName" type="xs:string"/>
-    <xs:element name="AccountId" type="xs:string"/>
-    <xs:element name="AccountType" type="xs:string"/>
-    <xs:element name="BDCAssociatedEntity">
-      <xs:complexType>
-        <xs:sequence>
-          <xs:element ref="pc:BDCEntity" minOccurs="0" maxOccurs="unbounded"/>
-        </xs:sequence>
-        <xs:attribute ref="pc:EntityNamespace"/>
-        <xs:attribute ref="pc:EntityName"/>
-        <xs:attribute ref="pc:SystemInstanceName"/>
-        <xs:attribute ref="pc:AssociationName"/>
-      </xs:complexType>
-    </xs:element>
-    <xs:attribute name="EntityNamespace" type="xs:string"/>
-    <xs:attribute name="EntityName" type="xs:string"/>
-    <xs:attribute name="SystemInstanceName" type="xs:string"/>
-    <xs:attribute name="AssociationName" type="xs:string"/>
-    <xs:element name="BDCEntity">
-      <xs:complexType>
-        <xs:sequence>
-          <xs:element ref="pc:EntityDisplayName" minOccurs="0"/>
-          <xs:element ref="pc:EntityInstanceReference" minOccurs="0"/>
-          <xs:element ref="pc:EntityId1" minOccurs="0"/>
-          <xs:element ref="pc:EntityId2" minOccurs="0"/>
-          <xs:element ref="pc:EntityId3" minOccurs="0"/>
-          <xs:element ref="pc:EntityId4" minOccurs="0"/>
-          <xs:element ref="pc:EntityId5" minOccurs="0"/>
-        </xs:sequence>
-      </xs:complexType>
-    </xs:element>
-    <xs:element name="EntityDisplayName" type="xs:string"/>
-    <xs:element name="EntityInstanceReference" type="xs:string"/>
-    <xs:element name="EntityId1" type="xs:string"/>
-    <xs:element name="EntityId2" type="xs:string"/>
-    <xs:element name="EntityId3" type="xs:string"/>
-    <xs:element name="EntityId4" type="xs:string"/>
-    <xs:element name="EntityId5" type="xs:string"/>
-    <xs:element name="Terms">
-      <xs:complexType>
-        <xs:sequence>
-          <xs:element ref="pc:TermInfo" minOccurs="0" maxOccurs="unbounded"/>
-        </xs:sequence>
-      </xs:complexType>
-    </xs:element>
-    <xs:element name="TermInfo">
-      <xs:complexType>
-        <xs:sequence>
-          <xs:element ref="pc:TermName" minOccurs="0"/>
-          <xs:element ref="pc:TermId" minOccurs="0"/>
-        </xs:sequence>
-      </xs:complexType>
-    </xs:element>
-    <xs:element name="TermName" type="xs:string"/>
-    <xs:element name="TermId" type="xs:string"/>
-  </xs:schema>
-</ct:contentTypeSchema>
-</file>
-
 <file path=customXml/itemProps1.xml><?xml version="1.0" encoding="utf-8"?>
-<ds:datastoreItem xmlns:ds="http://schemas.openxmlformats.org/officeDocument/2006/customXml" ds:itemID="{219ACE9D-50F5-4796-A0F5-EDEB9240EBF7}">
-  <ds:schemaRefs>
-    <ds:schemaRef ds:uri="http://schemas.openxmlformats.org/officeDocument/2006/bibliography"/>
-  </ds:schemaRefs>
-</ds:datastoreItem>
+<ds:datastoreItem xmlns:ds="http://schemas.openxmlformats.org/officeDocument/2006/customXml" ds:itemID="{73A96082-C532-41D2-9C7E-0548CF5596E3}"/>
 </file>
 
 <file path=customXml/itemProps2.xml><?xml version="1.0" encoding="utf-8"?>
-<ds:datastoreItem xmlns:ds="http://schemas.openxmlformats.org/officeDocument/2006/customXml" ds:itemID="{11111111-1234-1234-1234-123412341234}">
+<ds:datastoreItem xmlns:ds="http://schemas.openxmlformats.org/officeDocument/2006/customXml" ds:itemID="{F37F9110-465B-45DF-8B3C-CE0F643F750C}">
   <ds:schemaRefs>
-    <ds:schemaRef ds:uri="http://customooxmlschemas.google.com/"/>
-    <ds:schemaRef ds:uri="http://schemas.openxmlformats.org/officeDocument/2006/relationships"/>
+    <ds:schemaRef ds:uri="http://schemas.microsoft.com/office/2006/metadata/properties"/>
+    <ds:schemaRef ds:uri="http://schemas.microsoft.com/office/infopath/2007/PartnerControls"/>
+    <ds:schemaRef ds:uri="2c0ff4f8-6664-4eb8-8bb0-965f2536cb1b"/>
+    <ds:schemaRef ds:uri="2b6b437a-5846-4934-ac66-7de06297595b"/>
   </ds:schemaRefs>
 </ds:datastoreItem>
 </file>
@@ -41889,31 +42140,18 @@
 </file>
 
 <file path=customXml/itemProps4.xml><?xml version="1.0" encoding="utf-8"?>
-<ds:datastoreItem xmlns:ds="http://schemas.openxmlformats.org/officeDocument/2006/customXml" ds:itemID="{F37F9110-465B-45DF-8B3C-CE0F643F750C}">
+<ds:datastoreItem xmlns:ds="http://schemas.openxmlformats.org/officeDocument/2006/customXml" ds:itemID="{11111111-1234-1234-1234-123412341234}">
   <ds:schemaRefs>
-    <ds:schemaRef ds:uri="http://schemas.microsoft.com/office/2006/metadata/properties"/>
-    <ds:schemaRef ds:uri="http://schemas.microsoft.com/office/infopath/2007/PartnerControls"/>
-    <ds:schemaRef ds:uri="2c0ff4f8-6664-4eb8-8bb0-965f2536cb1b"/>
-    <ds:schemaRef ds:uri="2b6b437a-5846-4934-ac66-7de06297595b"/>
+    <ds:schemaRef ds:uri="http://customooxmlschemas.google.com/"/>
+    <ds:schemaRef ds:uri="http://schemas.openxmlformats.org/officeDocument/2006/relationships"/>
   </ds:schemaRefs>
 </ds:datastoreItem>
 </file>
 
 <file path=customXml/itemProps5.xml><?xml version="1.0" encoding="utf-8"?>
-<ds:datastoreItem xmlns:ds="http://schemas.openxmlformats.org/officeDocument/2006/customXml" ds:itemID="{37BBDC2D-77E5-4C30-BC59-A7ABF3446F59}">
+<ds:datastoreItem xmlns:ds="http://schemas.openxmlformats.org/officeDocument/2006/customXml" ds:itemID="{219ACE9D-50F5-4796-A0F5-EDEB9240EBF7}">
   <ds:schemaRefs>
-    <ds:schemaRef ds:uri="http://schemas.microsoft.com/office/2006/metadata/contentType"/>
-    <ds:schemaRef ds:uri="http://schemas.microsoft.com/office/2006/metadata/properties/metaAttributes"/>
-    <ds:schemaRef ds:uri="http://www.w3.org/2001/XMLSchema"/>
-    <ds:schemaRef ds:uri="http://schemas.microsoft.com/office/2006/metadata/properties"/>
-    <ds:schemaRef ds:uri="2b6b437a-5846-4934-ac66-7de06297595b"/>
-    <ds:schemaRef ds:uri="2c0ff4f8-6664-4eb8-8bb0-965f2536cb1b"/>
-    <ds:schemaRef ds:uri="http://schemas.microsoft.com/office/2006/documentManagement/types"/>
-    <ds:schemaRef ds:uri="http://schemas.microsoft.com/office/infopath/2007/PartnerControls"/>
-    <ds:schemaRef ds:uri="http://schemas.openxmlformats.org/package/2006/metadata/core-properties"/>
-    <ds:schemaRef ds:uri="http://purl.org/dc/elements/1.1/"/>
-    <ds:schemaRef ds:uri="http://purl.org/dc/terms/"/>
-    <ds:schemaRef ds:uri="http://schemas.microsoft.com/internal/obd"/>
+    <ds:schemaRef ds:uri="http://schemas.openxmlformats.org/officeDocument/2006/bibliography"/>
   </ds:schemaRefs>
 </ds:datastoreItem>
 </file>
--- a/fuentes/CF_02_33130244.docx
+++ b/fuentes/CF_02_33130244.docx
@@ -2177,70 +2177,6 @@
         </w:p>
       </w:sdtContent>
     </w:sdt>
-    <w:p>
-      <w:pPr>
-        <w:pBdr>
-          <w:top w:val="nil"/>
-          <w:left w:val="nil"/>
-          <w:bottom w:val="nil"/>
-          <w:right w:val="nil"/>
-          <w:between w:val="nil"/>
-        </w:pBdr>
-        <w:rPr>
-          <w:b/>
-          <w:bCs/>
-          <w:lang w:val="es-ES_tradnl"/>
-        </w:rPr>
-      </w:pPr>
-    </w:p>
-    <w:p>
-      <w:pPr>
-        <w:pBdr>
-          <w:top w:val="nil"/>
-          <w:left w:val="nil"/>
-          <w:bottom w:val="nil"/>
-          <w:right w:val="nil"/>
-          <w:between w:val="nil"/>
-        </w:pBdr>
-        <w:rPr>
-          <w:b/>
-          <w:bCs/>
-          <w:lang w:val="es-ES_tradnl"/>
-        </w:rPr>
-      </w:pPr>
-    </w:p>
-    <w:p>
-      <w:pPr>
-        <w:pBdr>
-          <w:top w:val="nil"/>
-          <w:left w:val="nil"/>
-          <w:bottom w:val="nil"/>
-          <w:right w:val="nil"/>
-          <w:between w:val="nil"/>
-        </w:pBdr>
-        <w:rPr>
-          <w:b/>
-          <w:bCs/>
-          <w:lang w:val="es-ES_tradnl"/>
-        </w:rPr>
-      </w:pPr>
-    </w:p>
-    <w:p>
-      <w:pPr>
-        <w:pBdr>
-          <w:top w:val="nil"/>
-          <w:left w:val="nil"/>
-          <w:bottom w:val="nil"/>
-          <w:right w:val="nil"/>
-          <w:between w:val="nil"/>
-        </w:pBdr>
-        <w:rPr>
-          <w:b/>
-          <w:bCs/>
-          <w:lang w:val="es-ES_tradnl"/>
-        </w:rPr>
-      </w:pPr>
-    </w:p>
     <w:p>
       <w:pPr>
         <w:pBdr>
